--- a/Networking_Essentials/Assignments/Binary_Calculations.docx
+++ b/Networking_Essentials/Assignments/Binary_Calculations.docx
@@ -1,6 +1,6 @@
 
 <file path=word/document.xml><?xml version="1.0" encoding="utf-8"?>
-<w:document xmlns:wpc="http://schemas.microsoft.com/office/word/2010/wordprocessingCanvas" xmlns:cx="http://schemas.microsoft.com/office/drawing/2014/chartex" xmlns:cx1="http://schemas.microsoft.com/office/drawing/2015/9/8/chartex" xmlns:cx2="http://schemas.microsoft.com/office/drawing/2015/10/21/chartex" xmlns:cx3="http://schemas.microsoft.com/office/drawing/2016/5/9/chartex" xmlns:cx4="http://schemas.microsoft.com/office/drawing/2016/5/10/chartex" xmlns:cx5="http://schemas.microsoft.com/office/drawing/2016/5/11/chartex" xmlns:cx6="http://schemas.microsoft.com/office/drawing/2016/5/12/chartex" xmlns:cx7="http://schemas.microsoft.com/office/drawing/2016/5/13/chartex" xmlns:cx8="http://schemas.microsoft.com/office/drawing/2016/5/14/chartex" xmlns:mc="http://schemas.openxmlformats.org/markup-compatibility/2006" xmlns:aink="http://schemas.microsoft.com/office/drawing/2016/ink" xmlns:am3d="http://schemas.microsoft.com/office/drawing/2017/model3d" xmlns:o="urn:schemas-microsoft-com:office:office" xmlns:r="http://schemas.openxmlformats.org/officeDocument/2006/relationships" xmlns:m="http://schemas.openxmlformats.org/officeDocument/2006/math" xmlns:v="urn:schemas-microsoft-com:vml" xmlns:wp14="http://schemas.microsoft.com/office/word/2010/wordprocessingDrawing" xmlns:wp="http://schemas.openxmlformats.org/drawingml/2006/wordprocessingDrawing" xmlns:w10="urn:schemas-microsoft-com:office:word" xmlns:w="http://schemas.openxmlformats.org/wordprocessingml/2006/main" xmlns:w14="http://schemas.microsoft.com/office/word/2010/wordml" xmlns:w15="http://schemas.microsoft.com/office/word/2012/wordml" xmlns:w16cex="http://schemas.microsoft.com/office/word/2018/wordml/cex" xmlns:w16cid="http://schemas.microsoft.com/office/word/2016/wordml/cid" xmlns:w16="http://schemas.microsoft.com/office/word/2018/wordml" xmlns:w16sdtdh="http://schemas.microsoft.com/office/word/2020/wordml/sdtdatahash" xmlns:w16se="http://schemas.microsoft.com/office/word/2015/wordml/symex" xmlns:wpg="http://schemas.microsoft.com/office/word/2010/wordprocessingGroup" xmlns:wpi="http://schemas.microsoft.com/office/word/2010/wordprocessingInk" xmlns:wne="http://schemas.microsoft.com/office/word/2006/wordml" xmlns:wps="http://schemas.microsoft.com/office/word/2010/wordprocessingShape" mc:Ignorable="w14 w15 w16se w16cid w16 w16cex w16sdtdh wp14">
+<w:document xmlns:wpc="http://schemas.microsoft.com/office/word/2010/wordprocessingCanvas" xmlns:cx="http://schemas.microsoft.com/office/drawing/2014/chartex" xmlns:cx1="http://schemas.microsoft.com/office/drawing/2015/9/8/chartex" xmlns:cx2="http://schemas.microsoft.com/office/drawing/2015/10/21/chartex" xmlns:cx3="http://schemas.microsoft.com/office/drawing/2016/5/9/chartex" xmlns:cx4="http://schemas.microsoft.com/office/drawing/2016/5/10/chartex" xmlns:cx5="http://schemas.microsoft.com/office/drawing/2016/5/11/chartex" xmlns:cx6="http://schemas.microsoft.com/office/drawing/2016/5/12/chartex" xmlns:cx7="http://schemas.microsoft.com/office/drawing/2016/5/13/chartex" xmlns:cx8="http://schemas.microsoft.com/office/drawing/2016/5/14/chartex" xmlns:mc="http://schemas.openxmlformats.org/markup-compatibility/2006" xmlns:aink="http://schemas.microsoft.com/office/drawing/2016/ink" xmlns:am3d="http://schemas.microsoft.com/office/drawing/2017/model3d" xmlns:o="urn:schemas-microsoft-com:office:office" xmlns:oel="http://schemas.microsoft.com/office/2019/extlst" xmlns:r="http://schemas.openxmlformats.org/officeDocument/2006/relationships" xmlns:m="http://schemas.openxmlformats.org/officeDocument/2006/math" xmlns:v="urn:schemas-microsoft-com:vml" xmlns:wp14="http://schemas.microsoft.com/office/word/2010/wordprocessingDrawing" xmlns:wp="http://schemas.openxmlformats.org/drawingml/2006/wordprocessingDrawing" xmlns:w10="urn:schemas-microsoft-com:office:word" xmlns:w="http://schemas.openxmlformats.org/wordprocessingml/2006/main" xmlns:w14="http://schemas.microsoft.com/office/word/2010/wordml" xmlns:w15="http://schemas.microsoft.com/office/word/2012/wordml" xmlns:w16cex="http://schemas.microsoft.com/office/word/2018/wordml/cex" xmlns:w16cid="http://schemas.microsoft.com/office/word/2016/wordml/cid" xmlns:w16="http://schemas.microsoft.com/office/word/2018/wordml" xmlns:w16du="http://schemas.microsoft.com/office/word/2023/wordml/word16du" xmlns:w16sdtdh="http://schemas.microsoft.com/office/word/2020/wordml/sdtdatahash" xmlns:w16sdtfl="http://schemas.microsoft.com/office/word/2024/wordml/sdtformatlock" xmlns:w16se="http://schemas.microsoft.com/office/word/2015/wordml/symex" xmlns:wpg="http://schemas.microsoft.com/office/word/2010/wordprocessingGroup" xmlns:wpi="http://schemas.microsoft.com/office/word/2010/wordprocessingInk" xmlns:wne="http://schemas.microsoft.com/office/word/2006/wordml" xmlns:wps="http://schemas.microsoft.com/office/word/2010/wordprocessingShape" mc:Ignorable="w14 w15 w16se w16cid w16 w16cex w16sdtdh w16sdtfl w16du wp14">
   <w:body>
     <w:p>
       <w:pPr>
@@ -387,7 +387,10 @@
     <w:p>
       <w:r>
         <w:lastRenderedPageBreak/>
-        <w:t>If you’re connected to the Internet and using a web browser, you can quickly convert binary and decimal numbers using Google calculator:</w:t>
+        <w:t>If you’re connected to the Internet and using a web browser, you can quickly convert binary and decimal num</w:t>
+      </w:r>
+      <w:r>
+        <w:t>bers using any number of calculator on the internet.</w:t>
       </w:r>
     </w:p>
     <w:p>
@@ -417,19 +420,10 @@
         <w:t xml:space="preserve"> </w:t>
       </w:r>
       <w:r>
-        <w:t>and</w:t>
-      </w:r>
-      <w:r>
-        <w:t xml:space="preserve"> t</w:t>
-      </w:r>
-      <w:r>
-        <w:t>ype</w:t>
-      </w:r>
-      <w:r>
-        <w:t xml:space="preserve"> </w:t>
-      </w:r>
-      <w:r>
-        <w:t>the number you want to convert, along with the desired format, in the search text box. For example, to convert the decimal number 131 into binary form, enter 131 in binary. You see the following result: 131 5 0b10000011. The prefix “0b” (that’s a zero, not the letter O) indicates that the number is in binary format. Notice that Google assumes a number is in decimal form unless stated otherwise.</w:t>
+        <w:t>search for a binary to decimal converter</w:t>
+      </w:r>
+      <w:r>
+        <w:t>.</w:t>
       </w:r>
     </w:p>
     <w:p>
@@ -484,6 +478,53 @@
       </w:sdtContent>
     </w:sdt>
     <w:p>
+      <w:pPr>
+        <w:pStyle w:val="ListParagraph"/>
+        <w:numPr>
+          <w:ilvl w:val="0"/>
+          <w:numId w:val="3"/>
+        </w:numPr>
+      </w:pPr>
+      <w:r>
+        <w:t>Use an online calculator to convert a decimal number to binary.</w:t>
+      </w:r>
+    </w:p>
+    <w:sdt>
+      <w:sdtPr>
+        <w:rPr>
+          <w:rStyle w:val="Red"/>
+        </w:rPr>
+        <w:id w:val="1450507403"/>
+        <w:placeholder>
+          <w:docPart w:val="A2447D0B2552404DB0F792FDCBEB1280"/>
+        </w:placeholder>
+        <w:showingPlcHdr/>
+      </w:sdtPr>
+      <w:sdtEndPr>
+        <w:rPr>
+          <w:rStyle w:val="DefaultParagraphFont"/>
+          <w:color w:val="auto"/>
+        </w:rPr>
+      </w:sdtEndPr>
+      <w:sdtContent>
+        <w:p>
+          <w:pPr>
+            <w:spacing w:line="264" w:lineRule="auto"/>
+            <w:rPr>
+              <w:rStyle w:val="Red"/>
+            </w:rPr>
+          </w:pPr>
+          <w:r>
+            <w:rPr>
+              <w:rStyle w:val="PlaceholderText"/>
+              <w:color w:val="FF0000"/>
+            </w:rPr>
+            <w:t>Click or tap here to enter text.</w:t>
+          </w:r>
+        </w:p>
+      </w:sdtContent>
+    </w:sdt>
+    <w:p>
       <w:r>
         <w:t>To best prepare yourself for the CompTIA Network</w:t>
       </w:r>
@@ -517,12 +558,7 @@
       </w:r>
     </w:p>
     <w:sectPr>
-      <w:headerReference w:type="even" r:id="rId9"/>
-      <w:headerReference w:type="default" r:id="rId10"/>
-      <w:footerReference w:type="even" r:id="rId11"/>
-      <w:footerReference w:type="default" r:id="rId12"/>
-      <w:headerReference w:type="first" r:id="rId13"/>
-      <w:footerReference w:type="first" r:id="rId14"/>
+      <w:footerReference w:type="default" r:id="rId9"/>
       <w:pgSz w:w="12240" w:h="15840"/>
       <w:pgMar w:top="1440" w:right="1440" w:bottom="1440" w:left="1440" w:header="720" w:footer="720" w:gutter="0"/>
       <w:cols w:space="720"/>
@@ -533,7 +569,7 @@
 </file>
 
 <file path=word/endnotes.xml><?xml version="1.0" encoding="utf-8"?>
-<w:endnotes xmlns:wpc="http://schemas.microsoft.com/office/word/2010/wordprocessingCanvas" xmlns:cx="http://schemas.microsoft.com/office/drawing/2014/chartex" xmlns:cx1="http://schemas.microsoft.com/office/drawing/2015/9/8/chartex" xmlns:cx2="http://schemas.microsoft.com/office/drawing/2015/10/21/chartex" xmlns:cx3="http://schemas.microsoft.com/office/drawing/2016/5/9/chartex" xmlns:cx4="http://schemas.microsoft.com/office/drawing/2016/5/10/chartex" xmlns:cx5="http://schemas.microsoft.com/office/drawing/2016/5/11/chartex" xmlns:cx6="http://schemas.microsoft.com/office/drawing/2016/5/12/chartex" xmlns:cx7="http://schemas.microsoft.com/office/drawing/2016/5/13/chartex" xmlns:cx8="http://schemas.microsoft.com/office/drawing/2016/5/14/chartex" xmlns:mc="http://schemas.openxmlformats.org/markup-compatibility/2006" xmlns:aink="http://schemas.microsoft.com/office/drawing/2016/ink" xmlns:am3d="http://schemas.microsoft.com/office/drawing/2017/model3d" xmlns:o="urn:schemas-microsoft-com:office:office" xmlns:r="http://schemas.openxmlformats.org/officeDocument/2006/relationships" xmlns:m="http://schemas.openxmlformats.org/officeDocument/2006/math" xmlns:v="urn:schemas-microsoft-com:vml" xmlns:wp14="http://schemas.microsoft.com/office/word/2010/wordprocessingDrawing" xmlns:wp="http://schemas.openxmlformats.org/drawingml/2006/wordprocessingDrawing" xmlns:w10="urn:schemas-microsoft-com:office:word" xmlns:w="http://schemas.openxmlformats.org/wordprocessingml/2006/main" xmlns:w14="http://schemas.microsoft.com/office/word/2010/wordml" xmlns:w15="http://schemas.microsoft.com/office/word/2012/wordml" xmlns:w16cex="http://schemas.microsoft.com/office/word/2018/wordml/cex" xmlns:w16cid="http://schemas.microsoft.com/office/word/2016/wordml/cid" xmlns:w16="http://schemas.microsoft.com/office/word/2018/wordml" xmlns:w16sdtdh="http://schemas.microsoft.com/office/word/2020/wordml/sdtdatahash" xmlns:w16se="http://schemas.microsoft.com/office/word/2015/wordml/symex" xmlns:wpg="http://schemas.microsoft.com/office/word/2010/wordprocessingGroup" xmlns:wpi="http://schemas.microsoft.com/office/word/2010/wordprocessingInk" xmlns:wne="http://schemas.microsoft.com/office/word/2006/wordml" xmlns:wps="http://schemas.microsoft.com/office/word/2010/wordprocessingShape" mc:Ignorable="w14 w15 w16se w16cid w16 w16cex w16sdtdh wp14">
+<w:endnotes xmlns:wpc="http://schemas.microsoft.com/office/word/2010/wordprocessingCanvas" xmlns:cx="http://schemas.microsoft.com/office/drawing/2014/chartex" xmlns:cx1="http://schemas.microsoft.com/office/drawing/2015/9/8/chartex" xmlns:cx2="http://schemas.microsoft.com/office/drawing/2015/10/21/chartex" xmlns:cx3="http://schemas.microsoft.com/office/drawing/2016/5/9/chartex" xmlns:cx4="http://schemas.microsoft.com/office/drawing/2016/5/10/chartex" xmlns:cx5="http://schemas.microsoft.com/office/drawing/2016/5/11/chartex" xmlns:cx6="http://schemas.microsoft.com/office/drawing/2016/5/12/chartex" xmlns:cx7="http://schemas.microsoft.com/office/drawing/2016/5/13/chartex" xmlns:cx8="http://schemas.microsoft.com/office/drawing/2016/5/14/chartex" xmlns:mc="http://schemas.openxmlformats.org/markup-compatibility/2006" xmlns:aink="http://schemas.microsoft.com/office/drawing/2016/ink" xmlns:am3d="http://schemas.microsoft.com/office/drawing/2017/model3d" xmlns:o="urn:schemas-microsoft-com:office:office" xmlns:oel="http://schemas.microsoft.com/office/2019/extlst" xmlns:r="http://schemas.openxmlformats.org/officeDocument/2006/relationships" xmlns:m="http://schemas.openxmlformats.org/officeDocument/2006/math" xmlns:v="urn:schemas-microsoft-com:vml" xmlns:wp14="http://schemas.microsoft.com/office/word/2010/wordprocessingDrawing" xmlns:wp="http://schemas.openxmlformats.org/drawingml/2006/wordprocessingDrawing" xmlns:w10="urn:schemas-microsoft-com:office:word" xmlns:w="http://schemas.openxmlformats.org/wordprocessingml/2006/main" xmlns:w14="http://schemas.microsoft.com/office/word/2010/wordml" xmlns:w15="http://schemas.microsoft.com/office/word/2012/wordml" xmlns:w16cex="http://schemas.microsoft.com/office/word/2018/wordml/cex" xmlns:w16cid="http://schemas.microsoft.com/office/word/2016/wordml/cid" xmlns:w16="http://schemas.microsoft.com/office/word/2018/wordml" xmlns:w16du="http://schemas.microsoft.com/office/word/2023/wordml/word16du" xmlns:w16sdtdh="http://schemas.microsoft.com/office/word/2020/wordml/sdtdatahash" xmlns:w16sdtfl="http://schemas.microsoft.com/office/word/2024/wordml/sdtformatlock" xmlns:w16se="http://schemas.microsoft.com/office/word/2015/wordml/symex" xmlns:wpg="http://schemas.microsoft.com/office/word/2010/wordprocessingGroup" xmlns:wpi="http://schemas.microsoft.com/office/word/2010/wordprocessingInk" xmlns:wne="http://schemas.microsoft.com/office/word/2006/wordml" xmlns:wps="http://schemas.microsoft.com/office/word/2010/wordprocessingShape" mc:Ignorable="w14 w15 w16se w16cid w16 w16cex w16sdtdh w16sdtfl w16du wp14">
   <w:endnote w:type="separator" w:id="-1">
     <w:p>
       <w:r>
@@ -552,17 +588,7 @@
 </file>
 
 <file path=word/footer1.xml><?xml version="1.0" encoding="utf-8"?>
-<w:ftr xmlns:wpc="http://schemas.microsoft.com/office/word/2010/wordprocessingCanvas" xmlns:cx="http://schemas.microsoft.com/office/drawing/2014/chartex" xmlns:cx1="http://schemas.microsoft.com/office/drawing/2015/9/8/chartex" xmlns:cx2="http://schemas.microsoft.com/office/drawing/2015/10/21/chartex" xmlns:cx3="http://schemas.microsoft.com/office/drawing/2016/5/9/chartex" xmlns:cx4="http://schemas.microsoft.com/office/drawing/2016/5/10/chartex" xmlns:cx5="http://schemas.microsoft.com/office/drawing/2016/5/11/chartex" xmlns:cx6="http://schemas.microsoft.com/office/drawing/2016/5/12/chartex" xmlns:cx7="http://schemas.microsoft.com/office/drawing/2016/5/13/chartex" xmlns:cx8="http://schemas.microsoft.com/office/drawing/2016/5/14/chartex" xmlns:mc="http://schemas.openxmlformats.org/markup-compatibility/2006" xmlns:aink="http://schemas.microsoft.com/office/drawing/2016/ink" xmlns:am3d="http://schemas.microsoft.com/office/drawing/2017/model3d" xmlns:o="urn:schemas-microsoft-com:office:office" xmlns:r="http://schemas.openxmlformats.org/officeDocument/2006/relationships" xmlns:m="http://schemas.openxmlformats.org/officeDocument/2006/math" xmlns:v="urn:schemas-microsoft-com:vml" xmlns:wp14="http://schemas.microsoft.com/office/word/2010/wordprocessingDrawing" xmlns:wp="http://schemas.openxmlformats.org/drawingml/2006/wordprocessingDrawing" xmlns:w10="urn:schemas-microsoft-com:office:word" xmlns:w="http://schemas.openxmlformats.org/wordprocessingml/2006/main" xmlns:w14="http://schemas.microsoft.com/office/word/2010/wordml" xmlns:w15="http://schemas.microsoft.com/office/word/2012/wordml" xmlns:w16cex="http://schemas.microsoft.com/office/word/2018/wordml/cex" xmlns:w16cid="http://schemas.microsoft.com/office/word/2016/wordml/cid" xmlns:w16="http://schemas.microsoft.com/office/word/2018/wordml" xmlns:w16sdtdh="http://schemas.microsoft.com/office/word/2020/wordml/sdtdatahash" xmlns:w16se="http://schemas.microsoft.com/office/word/2015/wordml/symex" xmlns:wpg="http://schemas.microsoft.com/office/word/2010/wordprocessingGroup" xmlns:wpi="http://schemas.microsoft.com/office/word/2010/wordprocessingInk" xmlns:wne="http://schemas.microsoft.com/office/word/2006/wordml" xmlns:wps="http://schemas.microsoft.com/office/word/2010/wordprocessingShape" mc:Ignorable="w14 w15 w16se w16cid w16 w16cex w16sdtdh wp14">
-  <w:p>
-    <w:pPr>
-      <w:pStyle w:val="Footer"/>
-    </w:pPr>
-  </w:p>
-</w:ftr>
-</file>
-
-<file path=word/footer2.xml><?xml version="1.0" encoding="utf-8"?>
-<w:ftr xmlns:wpc="http://schemas.microsoft.com/office/word/2010/wordprocessingCanvas" xmlns:cx="http://schemas.microsoft.com/office/drawing/2014/chartex" xmlns:cx1="http://schemas.microsoft.com/office/drawing/2015/9/8/chartex" xmlns:cx2="http://schemas.microsoft.com/office/drawing/2015/10/21/chartex" xmlns:cx3="http://schemas.microsoft.com/office/drawing/2016/5/9/chartex" xmlns:cx4="http://schemas.microsoft.com/office/drawing/2016/5/10/chartex" xmlns:cx5="http://schemas.microsoft.com/office/drawing/2016/5/11/chartex" xmlns:cx6="http://schemas.microsoft.com/office/drawing/2016/5/12/chartex" xmlns:cx7="http://schemas.microsoft.com/office/drawing/2016/5/13/chartex" xmlns:cx8="http://schemas.microsoft.com/office/drawing/2016/5/14/chartex" xmlns:mc="http://schemas.openxmlformats.org/markup-compatibility/2006" xmlns:aink="http://schemas.microsoft.com/office/drawing/2016/ink" xmlns:am3d="http://schemas.microsoft.com/office/drawing/2017/model3d" xmlns:o="urn:schemas-microsoft-com:office:office" xmlns:r="http://schemas.openxmlformats.org/officeDocument/2006/relationships" xmlns:m="http://schemas.openxmlformats.org/officeDocument/2006/math" xmlns:v="urn:schemas-microsoft-com:vml" xmlns:wp14="http://schemas.microsoft.com/office/word/2010/wordprocessingDrawing" xmlns:wp="http://schemas.openxmlformats.org/drawingml/2006/wordprocessingDrawing" xmlns:w10="urn:schemas-microsoft-com:office:word" xmlns:w="http://schemas.openxmlformats.org/wordprocessingml/2006/main" xmlns:w14="http://schemas.microsoft.com/office/word/2010/wordml" xmlns:w15="http://schemas.microsoft.com/office/word/2012/wordml" xmlns:w16cex="http://schemas.microsoft.com/office/word/2018/wordml/cex" xmlns:w16cid="http://schemas.microsoft.com/office/word/2016/wordml/cid" xmlns:w16="http://schemas.microsoft.com/office/word/2018/wordml" xmlns:w16sdtdh="http://schemas.microsoft.com/office/word/2020/wordml/sdtdatahash" xmlns:w16se="http://schemas.microsoft.com/office/word/2015/wordml/symex" xmlns:wpg="http://schemas.microsoft.com/office/word/2010/wordprocessingGroup" xmlns:wpi="http://schemas.microsoft.com/office/word/2010/wordprocessingInk" xmlns:wne="http://schemas.microsoft.com/office/word/2006/wordml" xmlns:wps="http://schemas.microsoft.com/office/word/2010/wordprocessingShape" mc:Ignorable="w14 w15 w16se w16cid w16 w16cex w16sdtdh wp14">
+<w:ftr xmlns:wpc="http://schemas.microsoft.com/office/word/2010/wordprocessingCanvas" xmlns:cx="http://schemas.microsoft.com/office/drawing/2014/chartex" xmlns:cx1="http://schemas.microsoft.com/office/drawing/2015/9/8/chartex" xmlns:cx2="http://schemas.microsoft.com/office/drawing/2015/10/21/chartex" xmlns:cx3="http://schemas.microsoft.com/office/drawing/2016/5/9/chartex" xmlns:cx4="http://schemas.microsoft.com/office/drawing/2016/5/10/chartex" xmlns:cx5="http://schemas.microsoft.com/office/drawing/2016/5/11/chartex" xmlns:cx6="http://schemas.microsoft.com/office/drawing/2016/5/12/chartex" xmlns:cx7="http://schemas.microsoft.com/office/drawing/2016/5/13/chartex" xmlns:cx8="http://schemas.microsoft.com/office/drawing/2016/5/14/chartex" xmlns:mc="http://schemas.openxmlformats.org/markup-compatibility/2006" xmlns:aink="http://schemas.microsoft.com/office/drawing/2016/ink" xmlns:am3d="http://schemas.microsoft.com/office/drawing/2017/model3d" xmlns:o="urn:schemas-microsoft-com:office:office" xmlns:oel="http://schemas.microsoft.com/office/2019/extlst" xmlns:r="http://schemas.openxmlformats.org/officeDocument/2006/relationships" xmlns:m="http://schemas.openxmlformats.org/officeDocument/2006/math" xmlns:v="urn:schemas-microsoft-com:vml" xmlns:wp14="http://schemas.microsoft.com/office/word/2010/wordprocessingDrawing" xmlns:wp="http://schemas.openxmlformats.org/drawingml/2006/wordprocessingDrawing" xmlns:w10="urn:schemas-microsoft-com:office:word" xmlns:w="http://schemas.openxmlformats.org/wordprocessingml/2006/main" xmlns:w14="http://schemas.microsoft.com/office/word/2010/wordml" xmlns:w15="http://schemas.microsoft.com/office/word/2012/wordml" xmlns:w16cex="http://schemas.microsoft.com/office/word/2018/wordml/cex" xmlns:w16cid="http://schemas.microsoft.com/office/word/2016/wordml/cid" xmlns:w16="http://schemas.microsoft.com/office/word/2018/wordml" xmlns:w16du="http://schemas.microsoft.com/office/word/2023/wordml/word16du" xmlns:w16sdtdh="http://schemas.microsoft.com/office/word/2020/wordml/sdtdatahash" xmlns:w16sdtfl="http://schemas.microsoft.com/office/word/2024/wordml/sdtformatlock" xmlns:w16se="http://schemas.microsoft.com/office/word/2015/wordml/symex" xmlns:wpg="http://schemas.microsoft.com/office/word/2010/wordprocessingGroup" xmlns:wpi="http://schemas.microsoft.com/office/word/2010/wordprocessingInk" xmlns:wne="http://schemas.microsoft.com/office/word/2006/wordml" xmlns:wps="http://schemas.microsoft.com/office/word/2010/wordprocessingShape" mc:Ignorable="w14 w15 w16se w16cid w16 w16cex w16sdtdh w16sdtfl w16du wp14">
   <w:p>
     <w:pPr>
       <w:pStyle w:val="Footer"/>
@@ -635,36 +661,29 @@
       <w:t>0</w:t>
     </w:r>
     <w:r>
-      <w:t>1</w:t>
+      <w:t>4</w:t>
     </w:r>
     <w:r>
       <w:t>/</w:t>
     </w:r>
     <w:r>
-      <w:t>16</w:t>
+      <w:t>07</w:t>
     </w:r>
     <w:r>
       <w:t>/20</w:t>
     </w:r>
     <w:r>
-      <w:t>21</w:t>
+      <w:t>2</w:t>
+    </w:r>
+    <w:r>
+      <w:t>5</w:t>
     </w:r>
   </w:p>
 </w:ftr>
 </file>
 
-<file path=word/footer3.xml><?xml version="1.0" encoding="utf-8"?>
-<w:ftr xmlns:wpc="http://schemas.microsoft.com/office/word/2010/wordprocessingCanvas" xmlns:cx="http://schemas.microsoft.com/office/drawing/2014/chartex" xmlns:cx1="http://schemas.microsoft.com/office/drawing/2015/9/8/chartex" xmlns:cx2="http://schemas.microsoft.com/office/drawing/2015/10/21/chartex" xmlns:cx3="http://schemas.microsoft.com/office/drawing/2016/5/9/chartex" xmlns:cx4="http://schemas.microsoft.com/office/drawing/2016/5/10/chartex" xmlns:cx5="http://schemas.microsoft.com/office/drawing/2016/5/11/chartex" xmlns:cx6="http://schemas.microsoft.com/office/drawing/2016/5/12/chartex" xmlns:cx7="http://schemas.microsoft.com/office/drawing/2016/5/13/chartex" xmlns:cx8="http://schemas.microsoft.com/office/drawing/2016/5/14/chartex" xmlns:mc="http://schemas.openxmlformats.org/markup-compatibility/2006" xmlns:aink="http://schemas.microsoft.com/office/drawing/2016/ink" xmlns:am3d="http://schemas.microsoft.com/office/drawing/2017/model3d" xmlns:o="urn:schemas-microsoft-com:office:office" xmlns:r="http://schemas.openxmlformats.org/officeDocument/2006/relationships" xmlns:m="http://schemas.openxmlformats.org/officeDocument/2006/math" xmlns:v="urn:schemas-microsoft-com:vml" xmlns:wp14="http://schemas.microsoft.com/office/word/2010/wordprocessingDrawing" xmlns:wp="http://schemas.openxmlformats.org/drawingml/2006/wordprocessingDrawing" xmlns:w10="urn:schemas-microsoft-com:office:word" xmlns:w="http://schemas.openxmlformats.org/wordprocessingml/2006/main" xmlns:w14="http://schemas.microsoft.com/office/word/2010/wordml" xmlns:w15="http://schemas.microsoft.com/office/word/2012/wordml" xmlns:w16cex="http://schemas.microsoft.com/office/word/2018/wordml/cex" xmlns:w16cid="http://schemas.microsoft.com/office/word/2016/wordml/cid" xmlns:w16="http://schemas.microsoft.com/office/word/2018/wordml" xmlns:w16sdtdh="http://schemas.microsoft.com/office/word/2020/wordml/sdtdatahash" xmlns:w16se="http://schemas.microsoft.com/office/word/2015/wordml/symex" xmlns:wpg="http://schemas.microsoft.com/office/word/2010/wordprocessingGroup" xmlns:wpi="http://schemas.microsoft.com/office/word/2010/wordprocessingInk" xmlns:wne="http://schemas.microsoft.com/office/word/2006/wordml" xmlns:wps="http://schemas.microsoft.com/office/word/2010/wordprocessingShape" mc:Ignorable="w14 w15 w16se w16cid w16 w16cex w16sdtdh wp14">
-  <w:p>
-    <w:pPr>
-      <w:pStyle w:val="Footer"/>
-    </w:pPr>
-  </w:p>
-</w:ftr>
-</file>
-
 <file path=word/footnotes.xml><?xml version="1.0" encoding="utf-8"?>
-<w:footnotes xmlns:wpc="http://schemas.microsoft.com/office/word/2010/wordprocessingCanvas" xmlns:cx="http://schemas.microsoft.com/office/drawing/2014/chartex" xmlns:cx1="http://schemas.microsoft.com/office/drawing/2015/9/8/chartex" xmlns:cx2="http://schemas.microsoft.com/office/drawing/2015/10/21/chartex" xmlns:cx3="http://schemas.microsoft.com/office/drawing/2016/5/9/chartex" xmlns:cx4="http://schemas.microsoft.com/office/drawing/2016/5/10/chartex" xmlns:cx5="http://schemas.microsoft.com/office/drawing/2016/5/11/chartex" xmlns:cx6="http://schemas.microsoft.com/office/drawing/2016/5/12/chartex" xmlns:cx7="http://schemas.microsoft.com/office/drawing/2016/5/13/chartex" xmlns:cx8="http://schemas.microsoft.com/office/drawing/2016/5/14/chartex" xmlns:mc="http://schemas.openxmlformats.org/markup-compatibility/2006" xmlns:aink="http://schemas.microsoft.com/office/drawing/2016/ink" xmlns:am3d="http://schemas.microsoft.com/office/drawing/2017/model3d" xmlns:o="urn:schemas-microsoft-com:office:office" xmlns:r="http://schemas.openxmlformats.org/officeDocument/2006/relationships" xmlns:m="http://schemas.openxmlformats.org/officeDocument/2006/math" xmlns:v="urn:schemas-microsoft-com:vml" xmlns:wp14="http://schemas.microsoft.com/office/word/2010/wordprocessingDrawing" xmlns:wp="http://schemas.openxmlformats.org/drawingml/2006/wordprocessingDrawing" xmlns:w10="urn:schemas-microsoft-com:office:word" xmlns:w="http://schemas.openxmlformats.org/wordprocessingml/2006/main" xmlns:w14="http://schemas.microsoft.com/office/word/2010/wordml" xmlns:w15="http://schemas.microsoft.com/office/word/2012/wordml" xmlns:w16cex="http://schemas.microsoft.com/office/word/2018/wordml/cex" xmlns:w16cid="http://schemas.microsoft.com/office/word/2016/wordml/cid" xmlns:w16="http://schemas.microsoft.com/office/word/2018/wordml" xmlns:w16sdtdh="http://schemas.microsoft.com/office/word/2020/wordml/sdtdatahash" xmlns:w16se="http://schemas.microsoft.com/office/word/2015/wordml/symex" xmlns:wpg="http://schemas.microsoft.com/office/word/2010/wordprocessingGroup" xmlns:wpi="http://schemas.microsoft.com/office/word/2010/wordprocessingInk" xmlns:wne="http://schemas.microsoft.com/office/word/2006/wordml" xmlns:wps="http://schemas.microsoft.com/office/word/2010/wordprocessingShape" mc:Ignorable="w14 w15 w16se w16cid w16 w16cex w16sdtdh wp14">
+<w:footnotes xmlns:wpc="http://schemas.microsoft.com/office/word/2010/wordprocessingCanvas" xmlns:cx="http://schemas.microsoft.com/office/drawing/2014/chartex" xmlns:cx1="http://schemas.microsoft.com/office/drawing/2015/9/8/chartex" xmlns:cx2="http://schemas.microsoft.com/office/drawing/2015/10/21/chartex" xmlns:cx3="http://schemas.microsoft.com/office/drawing/2016/5/9/chartex" xmlns:cx4="http://schemas.microsoft.com/office/drawing/2016/5/10/chartex" xmlns:cx5="http://schemas.microsoft.com/office/drawing/2016/5/11/chartex" xmlns:cx6="http://schemas.microsoft.com/office/drawing/2016/5/12/chartex" xmlns:cx7="http://schemas.microsoft.com/office/drawing/2016/5/13/chartex" xmlns:cx8="http://schemas.microsoft.com/office/drawing/2016/5/14/chartex" xmlns:mc="http://schemas.openxmlformats.org/markup-compatibility/2006" xmlns:aink="http://schemas.microsoft.com/office/drawing/2016/ink" xmlns:am3d="http://schemas.microsoft.com/office/drawing/2017/model3d" xmlns:o="urn:schemas-microsoft-com:office:office" xmlns:oel="http://schemas.microsoft.com/office/2019/extlst" xmlns:r="http://schemas.openxmlformats.org/officeDocument/2006/relationships" xmlns:m="http://schemas.openxmlformats.org/officeDocument/2006/math" xmlns:v="urn:schemas-microsoft-com:vml" xmlns:wp14="http://schemas.microsoft.com/office/word/2010/wordprocessingDrawing" xmlns:wp="http://schemas.openxmlformats.org/drawingml/2006/wordprocessingDrawing" xmlns:w10="urn:schemas-microsoft-com:office:word" xmlns:w="http://schemas.openxmlformats.org/wordprocessingml/2006/main" xmlns:w14="http://schemas.microsoft.com/office/word/2010/wordml" xmlns:w15="http://schemas.microsoft.com/office/word/2012/wordml" xmlns:w16cex="http://schemas.microsoft.com/office/word/2018/wordml/cex" xmlns:w16cid="http://schemas.microsoft.com/office/word/2016/wordml/cid" xmlns:w16="http://schemas.microsoft.com/office/word/2018/wordml" xmlns:w16du="http://schemas.microsoft.com/office/word/2023/wordml/word16du" xmlns:w16sdtdh="http://schemas.microsoft.com/office/word/2020/wordml/sdtdatahash" xmlns:w16sdtfl="http://schemas.microsoft.com/office/word/2024/wordml/sdtformatlock" xmlns:w16se="http://schemas.microsoft.com/office/word/2015/wordml/symex" xmlns:wpg="http://schemas.microsoft.com/office/word/2010/wordprocessingGroup" xmlns:wpi="http://schemas.microsoft.com/office/word/2010/wordprocessingInk" xmlns:wne="http://schemas.microsoft.com/office/word/2006/wordml" xmlns:wps="http://schemas.microsoft.com/office/word/2010/wordprocessingShape" mc:Ignorable="w14 w15 w16se w16cid w16 w16cex w16sdtdh w16sdtfl w16du wp14">
   <w:footnote w:type="separator" w:id="-1">
     <w:p>
       <w:r>
@@ -682,38 +701,8 @@
 </w:footnotes>
 </file>
 
-<file path=word/header1.xml><?xml version="1.0" encoding="utf-8"?>
-<w:hdr xmlns:wpc="http://schemas.microsoft.com/office/word/2010/wordprocessingCanvas" xmlns:cx="http://schemas.microsoft.com/office/drawing/2014/chartex" xmlns:cx1="http://schemas.microsoft.com/office/drawing/2015/9/8/chartex" xmlns:cx2="http://schemas.microsoft.com/office/drawing/2015/10/21/chartex" xmlns:cx3="http://schemas.microsoft.com/office/drawing/2016/5/9/chartex" xmlns:cx4="http://schemas.microsoft.com/office/drawing/2016/5/10/chartex" xmlns:cx5="http://schemas.microsoft.com/office/drawing/2016/5/11/chartex" xmlns:cx6="http://schemas.microsoft.com/office/drawing/2016/5/12/chartex" xmlns:cx7="http://schemas.microsoft.com/office/drawing/2016/5/13/chartex" xmlns:cx8="http://schemas.microsoft.com/office/drawing/2016/5/14/chartex" xmlns:mc="http://schemas.openxmlformats.org/markup-compatibility/2006" xmlns:aink="http://schemas.microsoft.com/office/drawing/2016/ink" xmlns:am3d="http://schemas.microsoft.com/office/drawing/2017/model3d" xmlns:o="urn:schemas-microsoft-com:office:office" xmlns:r="http://schemas.openxmlformats.org/officeDocument/2006/relationships" xmlns:m="http://schemas.openxmlformats.org/officeDocument/2006/math" xmlns:v="urn:schemas-microsoft-com:vml" xmlns:wp14="http://schemas.microsoft.com/office/word/2010/wordprocessingDrawing" xmlns:wp="http://schemas.openxmlformats.org/drawingml/2006/wordprocessingDrawing" xmlns:w10="urn:schemas-microsoft-com:office:word" xmlns:w="http://schemas.openxmlformats.org/wordprocessingml/2006/main" xmlns:w14="http://schemas.microsoft.com/office/word/2010/wordml" xmlns:w15="http://schemas.microsoft.com/office/word/2012/wordml" xmlns:w16cex="http://schemas.microsoft.com/office/word/2018/wordml/cex" xmlns:w16cid="http://schemas.microsoft.com/office/word/2016/wordml/cid" xmlns:w16="http://schemas.microsoft.com/office/word/2018/wordml" xmlns:w16sdtdh="http://schemas.microsoft.com/office/word/2020/wordml/sdtdatahash" xmlns:w16se="http://schemas.microsoft.com/office/word/2015/wordml/symex" xmlns:wpg="http://schemas.microsoft.com/office/word/2010/wordprocessingGroup" xmlns:wpi="http://schemas.microsoft.com/office/word/2010/wordprocessingInk" xmlns:wne="http://schemas.microsoft.com/office/word/2006/wordml" xmlns:wps="http://schemas.microsoft.com/office/word/2010/wordprocessingShape" mc:Ignorable="w14 w15 w16se w16cid w16 w16cex w16sdtdh wp14">
-  <w:p>
-    <w:pPr>
-      <w:pStyle w:val="Header"/>
-    </w:pPr>
-  </w:p>
-</w:hdr>
-</file>
-
-<file path=word/header2.xml><?xml version="1.0" encoding="utf-8"?>
-<w:hdr xmlns:wpc="http://schemas.microsoft.com/office/word/2010/wordprocessingCanvas" xmlns:cx="http://schemas.microsoft.com/office/drawing/2014/chartex" xmlns:cx1="http://schemas.microsoft.com/office/drawing/2015/9/8/chartex" xmlns:cx2="http://schemas.microsoft.com/office/drawing/2015/10/21/chartex" xmlns:cx3="http://schemas.microsoft.com/office/drawing/2016/5/9/chartex" xmlns:cx4="http://schemas.microsoft.com/office/drawing/2016/5/10/chartex" xmlns:cx5="http://schemas.microsoft.com/office/drawing/2016/5/11/chartex" xmlns:cx6="http://schemas.microsoft.com/office/drawing/2016/5/12/chartex" xmlns:cx7="http://schemas.microsoft.com/office/drawing/2016/5/13/chartex" xmlns:cx8="http://schemas.microsoft.com/office/drawing/2016/5/14/chartex" xmlns:mc="http://schemas.openxmlformats.org/markup-compatibility/2006" xmlns:aink="http://schemas.microsoft.com/office/drawing/2016/ink" xmlns:am3d="http://schemas.microsoft.com/office/drawing/2017/model3d" xmlns:o="urn:schemas-microsoft-com:office:office" xmlns:r="http://schemas.openxmlformats.org/officeDocument/2006/relationships" xmlns:m="http://schemas.openxmlformats.org/officeDocument/2006/math" xmlns:v="urn:schemas-microsoft-com:vml" xmlns:wp14="http://schemas.microsoft.com/office/word/2010/wordprocessingDrawing" xmlns:wp="http://schemas.openxmlformats.org/drawingml/2006/wordprocessingDrawing" xmlns:w10="urn:schemas-microsoft-com:office:word" xmlns:w="http://schemas.openxmlformats.org/wordprocessingml/2006/main" xmlns:w14="http://schemas.microsoft.com/office/word/2010/wordml" xmlns:w15="http://schemas.microsoft.com/office/word/2012/wordml" xmlns:w16cex="http://schemas.microsoft.com/office/word/2018/wordml/cex" xmlns:w16cid="http://schemas.microsoft.com/office/word/2016/wordml/cid" xmlns:w16="http://schemas.microsoft.com/office/word/2018/wordml" xmlns:w16sdtdh="http://schemas.microsoft.com/office/word/2020/wordml/sdtdatahash" xmlns:w16se="http://schemas.microsoft.com/office/word/2015/wordml/symex" xmlns:wpg="http://schemas.microsoft.com/office/word/2010/wordprocessingGroup" xmlns:wpi="http://schemas.microsoft.com/office/word/2010/wordprocessingInk" xmlns:wne="http://schemas.microsoft.com/office/word/2006/wordml" xmlns:wps="http://schemas.microsoft.com/office/word/2010/wordprocessingShape" mc:Ignorable="w14 w15 w16se w16cid w16 w16cex w16sdtdh wp14">
-  <w:p>
-    <w:pPr>
-      <w:pStyle w:val="Header"/>
-    </w:pPr>
-  </w:p>
-</w:hdr>
-</file>
-
-<file path=word/header3.xml><?xml version="1.0" encoding="utf-8"?>
-<w:hdr xmlns:wpc="http://schemas.microsoft.com/office/word/2010/wordprocessingCanvas" xmlns:cx="http://schemas.microsoft.com/office/drawing/2014/chartex" xmlns:cx1="http://schemas.microsoft.com/office/drawing/2015/9/8/chartex" xmlns:cx2="http://schemas.microsoft.com/office/drawing/2015/10/21/chartex" xmlns:cx3="http://schemas.microsoft.com/office/drawing/2016/5/9/chartex" xmlns:cx4="http://schemas.microsoft.com/office/drawing/2016/5/10/chartex" xmlns:cx5="http://schemas.microsoft.com/office/drawing/2016/5/11/chartex" xmlns:cx6="http://schemas.microsoft.com/office/drawing/2016/5/12/chartex" xmlns:cx7="http://schemas.microsoft.com/office/drawing/2016/5/13/chartex" xmlns:cx8="http://schemas.microsoft.com/office/drawing/2016/5/14/chartex" xmlns:mc="http://schemas.openxmlformats.org/markup-compatibility/2006" xmlns:aink="http://schemas.microsoft.com/office/drawing/2016/ink" xmlns:am3d="http://schemas.microsoft.com/office/drawing/2017/model3d" xmlns:o="urn:schemas-microsoft-com:office:office" xmlns:r="http://schemas.openxmlformats.org/officeDocument/2006/relationships" xmlns:m="http://schemas.openxmlformats.org/officeDocument/2006/math" xmlns:v="urn:schemas-microsoft-com:vml" xmlns:wp14="http://schemas.microsoft.com/office/word/2010/wordprocessingDrawing" xmlns:wp="http://schemas.openxmlformats.org/drawingml/2006/wordprocessingDrawing" xmlns:w10="urn:schemas-microsoft-com:office:word" xmlns:w="http://schemas.openxmlformats.org/wordprocessingml/2006/main" xmlns:w14="http://schemas.microsoft.com/office/word/2010/wordml" xmlns:w15="http://schemas.microsoft.com/office/word/2012/wordml" xmlns:w16cex="http://schemas.microsoft.com/office/word/2018/wordml/cex" xmlns:w16cid="http://schemas.microsoft.com/office/word/2016/wordml/cid" xmlns:w16="http://schemas.microsoft.com/office/word/2018/wordml" xmlns:w16sdtdh="http://schemas.microsoft.com/office/word/2020/wordml/sdtdatahash" xmlns:w16se="http://schemas.microsoft.com/office/word/2015/wordml/symex" xmlns:wpg="http://schemas.microsoft.com/office/word/2010/wordprocessingGroup" xmlns:wpi="http://schemas.microsoft.com/office/word/2010/wordprocessingInk" xmlns:wne="http://schemas.microsoft.com/office/word/2006/wordml" xmlns:wps="http://schemas.microsoft.com/office/word/2010/wordprocessingShape" mc:Ignorable="w14 w15 w16se w16cid w16 w16cex w16sdtdh wp14">
-  <w:p>
-    <w:pPr>
-      <w:pStyle w:val="Header"/>
-    </w:pPr>
-  </w:p>
-</w:hdr>
-</file>
-
 <file path=word/numbering.xml><?xml version="1.0" encoding="utf-8"?>
-<w:numbering xmlns:wpc="http://schemas.microsoft.com/office/word/2010/wordprocessingCanvas" xmlns:cx="http://schemas.microsoft.com/office/drawing/2014/chartex" xmlns:cx1="http://schemas.microsoft.com/office/drawing/2015/9/8/chartex" xmlns:cx2="http://schemas.microsoft.com/office/drawing/2015/10/21/chartex" xmlns:cx3="http://schemas.microsoft.com/office/drawing/2016/5/9/chartex" xmlns:cx4="http://schemas.microsoft.com/office/drawing/2016/5/10/chartex" xmlns:cx5="http://schemas.microsoft.com/office/drawing/2016/5/11/chartex" xmlns:cx6="http://schemas.microsoft.com/office/drawing/2016/5/12/chartex" xmlns:cx7="http://schemas.microsoft.com/office/drawing/2016/5/13/chartex" xmlns:cx8="http://schemas.microsoft.com/office/drawing/2016/5/14/chartex" xmlns:mc="http://schemas.openxmlformats.org/markup-compatibility/2006" xmlns:aink="http://schemas.microsoft.com/office/drawing/2016/ink" xmlns:am3d="http://schemas.microsoft.com/office/drawing/2017/model3d" xmlns:o="urn:schemas-microsoft-com:office:office" xmlns:r="http://schemas.openxmlformats.org/officeDocument/2006/relationships" xmlns:m="http://schemas.openxmlformats.org/officeDocument/2006/math" xmlns:v="urn:schemas-microsoft-com:vml" xmlns:wp14="http://schemas.microsoft.com/office/word/2010/wordprocessingDrawing" xmlns:wp="http://schemas.openxmlformats.org/drawingml/2006/wordprocessingDrawing" xmlns:w10="urn:schemas-microsoft-com:office:word" xmlns:w="http://schemas.openxmlformats.org/wordprocessingml/2006/main" xmlns:w14="http://schemas.microsoft.com/office/word/2010/wordml" xmlns:w15="http://schemas.microsoft.com/office/word/2012/wordml" xmlns:w16cex="http://schemas.microsoft.com/office/word/2018/wordml/cex" xmlns:w16cid="http://schemas.microsoft.com/office/word/2016/wordml/cid" xmlns:w16="http://schemas.microsoft.com/office/word/2018/wordml" xmlns:w16sdtdh="http://schemas.microsoft.com/office/word/2020/wordml/sdtdatahash" xmlns:w16se="http://schemas.microsoft.com/office/word/2015/wordml/symex" xmlns:wpg="http://schemas.microsoft.com/office/word/2010/wordprocessingGroup" xmlns:wpi="http://schemas.microsoft.com/office/word/2010/wordprocessingInk" xmlns:wne="http://schemas.microsoft.com/office/word/2006/wordml" xmlns:wps="http://schemas.microsoft.com/office/word/2010/wordprocessingShape" mc:Ignorable="w14 w15 w16se w16cid w16 w16cex w16sdtdh wp14">
+<w:numbering xmlns:wpc="http://schemas.microsoft.com/office/word/2010/wordprocessingCanvas" xmlns:cx="http://schemas.microsoft.com/office/drawing/2014/chartex" xmlns:cx1="http://schemas.microsoft.com/office/drawing/2015/9/8/chartex" xmlns:cx2="http://schemas.microsoft.com/office/drawing/2015/10/21/chartex" xmlns:cx3="http://schemas.microsoft.com/office/drawing/2016/5/9/chartex" xmlns:cx4="http://schemas.microsoft.com/office/drawing/2016/5/10/chartex" xmlns:cx5="http://schemas.microsoft.com/office/drawing/2016/5/11/chartex" xmlns:cx6="http://schemas.microsoft.com/office/drawing/2016/5/12/chartex" xmlns:cx7="http://schemas.microsoft.com/office/drawing/2016/5/13/chartex" xmlns:cx8="http://schemas.microsoft.com/office/drawing/2016/5/14/chartex" xmlns:mc="http://schemas.openxmlformats.org/markup-compatibility/2006" xmlns:aink="http://schemas.microsoft.com/office/drawing/2016/ink" xmlns:am3d="http://schemas.microsoft.com/office/drawing/2017/model3d" xmlns:o="urn:schemas-microsoft-com:office:office" xmlns:oel="http://schemas.microsoft.com/office/2019/extlst" xmlns:r="http://schemas.openxmlformats.org/officeDocument/2006/relationships" xmlns:m="http://schemas.openxmlformats.org/officeDocument/2006/math" xmlns:v="urn:schemas-microsoft-com:vml" xmlns:wp14="http://schemas.microsoft.com/office/word/2010/wordprocessingDrawing" xmlns:wp="http://schemas.openxmlformats.org/drawingml/2006/wordprocessingDrawing" xmlns:w10="urn:schemas-microsoft-com:office:word" xmlns:w="http://schemas.openxmlformats.org/wordprocessingml/2006/main" xmlns:w14="http://schemas.microsoft.com/office/word/2010/wordml" xmlns:w15="http://schemas.microsoft.com/office/word/2012/wordml" xmlns:w16cex="http://schemas.microsoft.com/office/word/2018/wordml/cex" xmlns:w16cid="http://schemas.microsoft.com/office/word/2016/wordml/cid" xmlns:w16="http://schemas.microsoft.com/office/word/2018/wordml" xmlns:w16du="http://schemas.microsoft.com/office/word/2023/wordml/word16du" xmlns:w16sdtdh="http://schemas.microsoft.com/office/word/2020/wordml/sdtdatahash" xmlns:w16sdtfl="http://schemas.microsoft.com/office/word/2024/wordml/sdtformatlock" xmlns:w16se="http://schemas.microsoft.com/office/word/2015/wordml/symex" xmlns:wpg="http://schemas.microsoft.com/office/word/2010/wordprocessingGroup" xmlns:wpi="http://schemas.microsoft.com/office/word/2010/wordprocessingInk" xmlns:wne="http://schemas.microsoft.com/office/word/2006/wordml" xmlns:wps="http://schemas.microsoft.com/office/word/2010/wordprocessingShape" mc:Ignorable="w14 w15 w16se w16cid w16 w16cex w16sdtdh w16sdtfl w16du wp14">
   <w:abstractNum w:abstractNumId="0" w15:restartNumberingAfterBreak="0">
     <w:nsid w:val="03904AB7"/>
     <w:multiLevelType w:val="multilevel"/>
@@ -830,7 +819,7 @@
   <w:abstractNum w:abstractNumId="1" w15:restartNumberingAfterBreak="0">
     <w:nsid w:val="05E141C0"/>
     <w:multiLevelType w:val="hybridMultilevel"/>
-    <w:tmpl w:val="32426A60"/>
+    <w:tmpl w:val="A628F71C"/>
     <w:lvl w:ilvl="0" w:tplc="0409000F">
       <w:start w:val="1"/>
       <w:numFmt w:val="decimal"/>
@@ -2496,6 +2485,92 @@
     </w:lvl>
   </w:abstractNum>
   <w:abstractNum w:abstractNumId="16" w15:restartNumberingAfterBreak="0">
+    <w:nsid w:val="38361E4B"/>
+    <w:multiLevelType w:val="hybridMultilevel"/>
+    <w:tmpl w:val="9F748F44"/>
+    <w:lvl w:ilvl="0" w:tplc="0409000F">
+      <w:start w:val="1"/>
+      <w:numFmt w:val="decimal"/>
+      <w:lvlText w:val="%1."/>
+      <w:lvlJc w:val="left"/>
+      <w:pPr>
+        <w:ind w:left="720" w:hanging="360"/>
+      </w:pPr>
+    </w:lvl>
+    <w:lvl w:ilvl="1" w:tplc="04090019" w:tentative="1">
+      <w:start w:val="1"/>
+      <w:numFmt w:val="lowerLetter"/>
+      <w:lvlText w:val="%2."/>
+      <w:lvlJc w:val="left"/>
+      <w:pPr>
+        <w:ind w:left="1440" w:hanging="360"/>
+      </w:pPr>
+    </w:lvl>
+    <w:lvl w:ilvl="2" w:tplc="0409001B" w:tentative="1">
+      <w:start w:val="1"/>
+      <w:numFmt w:val="lowerRoman"/>
+      <w:lvlText w:val="%3."/>
+      <w:lvlJc w:val="right"/>
+      <w:pPr>
+        <w:ind w:left="2160" w:hanging="180"/>
+      </w:pPr>
+    </w:lvl>
+    <w:lvl w:ilvl="3" w:tplc="0409000F" w:tentative="1">
+      <w:start w:val="1"/>
+      <w:numFmt w:val="decimal"/>
+      <w:lvlText w:val="%4."/>
+      <w:lvlJc w:val="left"/>
+      <w:pPr>
+        <w:ind w:left="2880" w:hanging="360"/>
+      </w:pPr>
+    </w:lvl>
+    <w:lvl w:ilvl="4" w:tplc="04090019" w:tentative="1">
+      <w:start w:val="1"/>
+      <w:numFmt w:val="lowerLetter"/>
+      <w:lvlText w:val="%5."/>
+      <w:lvlJc w:val="left"/>
+      <w:pPr>
+        <w:ind w:left="3600" w:hanging="360"/>
+      </w:pPr>
+    </w:lvl>
+    <w:lvl w:ilvl="5" w:tplc="0409001B" w:tentative="1">
+      <w:start w:val="1"/>
+      <w:numFmt w:val="lowerRoman"/>
+      <w:lvlText w:val="%6."/>
+      <w:lvlJc w:val="right"/>
+      <w:pPr>
+        <w:ind w:left="4320" w:hanging="180"/>
+      </w:pPr>
+    </w:lvl>
+    <w:lvl w:ilvl="6" w:tplc="0409000F" w:tentative="1">
+      <w:start w:val="1"/>
+      <w:numFmt w:val="decimal"/>
+      <w:lvlText w:val="%7."/>
+      <w:lvlJc w:val="left"/>
+      <w:pPr>
+        <w:ind w:left="5040" w:hanging="360"/>
+      </w:pPr>
+    </w:lvl>
+    <w:lvl w:ilvl="7" w:tplc="04090019" w:tentative="1">
+      <w:start w:val="1"/>
+      <w:numFmt w:val="lowerLetter"/>
+      <w:lvlText w:val="%8."/>
+      <w:lvlJc w:val="left"/>
+      <w:pPr>
+        <w:ind w:left="5760" w:hanging="360"/>
+      </w:pPr>
+    </w:lvl>
+    <w:lvl w:ilvl="8" w:tplc="0409001B" w:tentative="1">
+      <w:start w:val="1"/>
+      <w:numFmt w:val="lowerRoman"/>
+      <w:lvlText w:val="%9."/>
+      <w:lvlJc w:val="right"/>
+      <w:pPr>
+        <w:ind w:left="6480" w:hanging="180"/>
+      </w:pPr>
+    </w:lvl>
+  </w:abstractNum>
+  <w:abstractNum w:abstractNumId="17" w15:restartNumberingAfterBreak="0">
     <w:nsid w:val="3FCA7B81"/>
     <w:multiLevelType w:val="multilevel"/>
     <w:tmpl w:val="0409001D"/>
@@ -2608,7 +2683,7 @@
       </w:pPr>
     </w:lvl>
   </w:abstractNum>
-  <w:abstractNum w:abstractNumId="17" w15:restartNumberingAfterBreak="0">
+  <w:abstractNum w:abstractNumId="18" w15:restartNumberingAfterBreak="0">
     <w:nsid w:val="41034849"/>
     <w:multiLevelType w:val="multilevel"/>
     <w:tmpl w:val="0409001D"/>
@@ -2721,7 +2796,7 @@
       </w:pPr>
     </w:lvl>
   </w:abstractNum>
-  <w:abstractNum w:abstractNumId="18" w15:restartNumberingAfterBreak="0">
+  <w:abstractNum w:abstractNumId="19" w15:restartNumberingAfterBreak="0">
     <w:nsid w:val="45B45C2E"/>
     <w:multiLevelType w:val="multilevel"/>
     <w:tmpl w:val="0409001D"/>
@@ -2834,7 +2909,7 @@
       </w:pPr>
     </w:lvl>
   </w:abstractNum>
-  <w:abstractNum w:abstractNumId="19" w15:restartNumberingAfterBreak="0">
+  <w:abstractNum w:abstractNumId="20" w15:restartNumberingAfterBreak="0">
     <w:nsid w:val="47DF685F"/>
     <w:multiLevelType w:val="multilevel"/>
     <w:tmpl w:val="0409001D"/>
@@ -2950,7 +3025,7 @@
       </w:pPr>
     </w:lvl>
   </w:abstractNum>
-  <w:abstractNum w:abstractNumId="20" w15:restartNumberingAfterBreak="0">
+  <w:abstractNum w:abstractNumId="21" w15:restartNumberingAfterBreak="0">
     <w:nsid w:val="480B1EA9"/>
     <w:multiLevelType w:val="multilevel"/>
     <w:tmpl w:val="0409001D"/>
@@ -3063,7 +3138,7 @@
       </w:pPr>
     </w:lvl>
   </w:abstractNum>
-  <w:abstractNum w:abstractNumId="21" w15:restartNumberingAfterBreak="0">
+  <w:abstractNum w:abstractNumId="22" w15:restartNumberingAfterBreak="0">
     <w:nsid w:val="496D27FA"/>
     <w:multiLevelType w:val="multilevel"/>
     <w:tmpl w:val="0409001D"/>
@@ -3176,7 +3251,7 @@
       </w:pPr>
     </w:lvl>
   </w:abstractNum>
-  <w:abstractNum w:abstractNumId="22" w15:restartNumberingAfterBreak="0">
+  <w:abstractNum w:abstractNumId="23" w15:restartNumberingAfterBreak="0">
     <w:nsid w:val="496F6BD2"/>
     <w:multiLevelType w:val="multilevel"/>
     <w:tmpl w:val="FFE47BFC"/>
@@ -3290,7 +3365,7 @@
       </w:pPr>
     </w:lvl>
   </w:abstractNum>
-  <w:abstractNum w:abstractNumId="23" w15:restartNumberingAfterBreak="0">
+  <w:abstractNum w:abstractNumId="24" w15:restartNumberingAfterBreak="0">
     <w:nsid w:val="4A850BBB"/>
     <w:multiLevelType w:val="multilevel"/>
     <w:tmpl w:val="0409001D"/>
@@ -3403,7 +3478,7 @@
       </w:pPr>
     </w:lvl>
   </w:abstractNum>
-  <w:abstractNum w:abstractNumId="24" w15:restartNumberingAfterBreak="0">
+  <w:abstractNum w:abstractNumId="25" w15:restartNumberingAfterBreak="0">
     <w:nsid w:val="4C371070"/>
     <w:multiLevelType w:val="multilevel"/>
     <w:tmpl w:val="E910B2A0"/>
@@ -3544,7 +3619,7 @@
       </w:rPr>
     </w:lvl>
   </w:abstractNum>
-  <w:abstractNum w:abstractNumId="25" w15:restartNumberingAfterBreak="0">
+  <w:abstractNum w:abstractNumId="26" w15:restartNumberingAfterBreak="0">
     <w:nsid w:val="4C411C4A"/>
     <w:multiLevelType w:val="multilevel"/>
     <w:tmpl w:val="0409001D"/>
@@ -3657,7 +3732,7 @@
       </w:pPr>
     </w:lvl>
   </w:abstractNum>
-  <w:abstractNum w:abstractNumId="26" w15:restartNumberingAfterBreak="0">
+  <w:abstractNum w:abstractNumId="27" w15:restartNumberingAfterBreak="0">
     <w:nsid w:val="50FE60A0"/>
     <w:multiLevelType w:val="multilevel"/>
     <w:tmpl w:val="0409001D"/>
@@ -3770,7 +3845,7 @@
       </w:pPr>
     </w:lvl>
   </w:abstractNum>
-  <w:abstractNum w:abstractNumId="27" w15:restartNumberingAfterBreak="0">
+  <w:abstractNum w:abstractNumId="28" w15:restartNumberingAfterBreak="0">
     <w:nsid w:val="571D3BF5"/>
     <w:multiLevelType w:val="multilevel"/>
     <w:tmpl w:val="0409001D"/>
@@ -3883,7 +3958,7 @@
       </w:pPr>
     </w:lvl>
   </w:abstractNum>
-  <w:abstractNum w:abstractNumId="28" w15:restartNumberingAfterBreak="0">
+  <w:abstractNum w:abstractNumId="29" w15:restartNumberingAfterBreak="0">
     <w:nsid w:val="584A4550"/>
     <w:multiLevelType w:val="multilevel"/>
     <w:tmpl w:val="0409001D"/>
@@ -3996,7 +4071,7 @@
       </w:pPr>
     </w:lvl>
   </w:abstractNum>
-  <w:abstractNum w:abstractNumId="29" w15:restartNumberingAfterBreak="0">
+  <w:abstractNum w:abstractNumId="30" w15:restartNumberingAfterBreak="0">
     <w:nsid w:val="5CE16E34"/>
     <w:multiLevelType w:val="hybridMultilevel"/>
     <w:tmpl w:val="0B12333A"/>
@@ -4109,7 +4184,7 @@
       </w:pPr>
     </w:lvl>
   </w:abstractNum>
-  <w:abstractNum w:abstractNumId="30" w15:restartNumberingAfterBreak="0">
+  <w:abstractNum w:abstractNumId="31" w15:restartNumberingAfterBreak="0">
     <w:nsid w:val="62080D0F"/>
     <w:multiLevelType w:val="multilevel"/>
     <w:tmpl w:val="0409001D"/>
@@ -4222,7 +4297,7 @@
       </w:pPr>
     </w:lvl>
   </w:abstractNum>
-  <w:abstractNum w:abstractNumId="31" w15:restartNumberingAfterBreak="0">
+  <w:abstractNum w:abstractNumId="32" w15:restartNumberingAfterBreak="0">
     <w:nsid w:val="6CB47B90"/>
     <w:multiLevelType w:val="multilevel"/>
     <w:tmpl w:val="0409001D"/>
@@ -4335,7 +4410,7 @@
       </w:pPr>
     </w:lvl>
   </w:abstractNum>
-  <w:abstractNum w:abstractNumId="32" w15:restartNumberingAfterBreak="0">
+  <w:abstractNum w:abstractNumId="33" w15:restartNumberingAfterBreak="0">
     <w:nsid w:val="7134223A"/>
     <w:multiLevelType w:val="multilevel"/>
     <w:tmpl w:val="0409001D"/>
@@ -4448,7 +4523,7 @@
       </w:pPr>
     </w:lvl>
   </w:abstractNum>
-  <w:abstractNum w:abstractNumId="33" w15:restartNumberingAfterBreak="0">
+  <w:abstractNum w:abstractNumId="34" w15:restartNumberingAfterBreak="0">
     <w:nsid w:val="73B40823"/>
     <w:multiLevelType w:val="multilevel"/>
     <w:tmpl w:val="0409001D"/>
@@ -4561,7 +4636,7 @@
       </w:pPr>
     </w:lvl>
   </w:abstractNum>
-  <w:abstractNum w:abstractNumId="34" w15:restartNumberingAfterBreak="0">
+  <w:abstractNum w:abstractNumId="35" w15:restartNumberingAfterBreak="0">
     <w:nsid w:val="73C176BD"/>
     <w:multiLevelType w:val="multilevel"/>
     <w:tmpl w:val="0409001D"/>
@@ -4674,7 +4749,7 @@
       </w:pPr>
     </w:lvl>
   </w:abstractNum>
-  <w:abstractNum w:abstractNumId="35" w15:restartNumberingAfterBreak="0">
+  <w:abstractNum w:abstractNumId="36" w15:restartNumberingAfterBreak="0">
     <w:nsid w:val="7419358F"/>
     <w:multiLevelType w:val="multilevel"/>
     <w:tmpl w:val="0409001D"/>
@@ -4787,7 +4862,7 @@
       </w:pPr>
     </w:lvl>
   </w:abstractNum>
-  <w:abstractNum w:abstractNumId="36" w15:restartNumberingAfterBreak="0">
+  <w:abstractNum w:abstractNumId="37" w15:restartNumberingAfterBreak="0">
     <w:nsid w:val="76A26C8E"/>
     <w:multiLevelType w:val="multilevel"/>
     <w:tmpl w:val="0409001D"/>
@@ -4900,7 +4975,7 @@
       </w:pPr>
     </w:lvl>
   </w:abstractNum>
-  <w:abstractNum w:abstractNumId="37" w15:restartNumberingAfterBreak="0">
+  <w:abstractNum w:abstractNumId="38" w15:restartNumberingAfterBreak="0">
     <w:nsid w:val="775B37E6"/>
     <w:multiLevelType w:val="multilevel"/>
     <w:tmpl w:val="0409001D"/>
@@ -5016,7 +5091,7 @@
       </w:pPr>
     </w:lvl>
   </w:abstractNum>
-  <w:abstractNum w:abstractNumId="38" w15:restartNumberingAfterBreak="0">
+  <w:abstractNum w:abstractNumId="39" w15:restartNumberingAfterBreak="0">
     <w:nsid w:val="7B054AF1"/>
     <w:multiLevelType w:val="multilevel"/>
     <w:tmpl w:val="0409001D"/>
@@ -5129,7 +5204,7 @@
       </w:pPr>
     </w:lvl>
   </w:abstractNum>
-  <w:abstractNum w:abstractNumId="39" w15:restartNumberingAfterBreak="0">
+  <w:abstractNum w:abstractNumId="40" w15:restartNumberingAfterBreak="0">
     <w:nsid w:val="7BD20891"/>
     <w:multiLevelType w:val="multilevel"/>
     <w:tmpl w:val="0409001D"/>
@@ -5242,7 +5317,7 @@
       </w:pPr>
     </w:lvl>
   </w:abstractNum>
-  <w:abstractNum w:abstractNumId="40" w15:restartNumberingAfterBreak="0">
+  <w:abstractNum w:abstractNumId="41" w15:restartNumberingAfterBreak="0">
     <w:nsid w:val="7E624256"/>
     <w:multiLevelType w:val="multilevel"/>
     <w:tmpl w:val="0409001D"/>
@@ -5355,7 +5430,7 @@
       </w:pPr>
     </w:lvl>
   </w:abstractNum>
-  <w:abstractNum w:abstractNumId="41" w15:restartNumberingAfterBreak="0">
+  <w:abstractNum w:abstractNumId="42" w15:restartNumberingAfterBreak="0">
     <w:nsid w:val="7ED57643"/>
     <w:multiLevelType w:val="multilevel"/>
     <w:tmpl w:val="0409001D"/>
@@ -5468,7 +5543,7 @@
       </w:pPr>
     </w:lvl>
   </w:abstractNum>
-  <w:abstractNum w:abstractNumId="42" w15:restartNumberingAfterBreak="0">
+  <w:abstractNum w:abstractNumId="43" w15:restartNumberingAfterBreak="0">
     <w:nsid w:val="7F0F27EC"/>
     <w:multiLevelType w:val="hybridMultilevel"/>
     <w:tmpl w:val="C830748C"/>
@@ -5581,141 +5656,144 @@
       </w:pPr>
     </w:lvl>
   </w:abstractNum>
-  <w:num w:numId="1">
+  <w:num w:numId="1" w16cid:durableId="874197798">
+    <w:abstractNumId w:val="25"/>
+  </w:num>
+  <w:num w:numId="2" w16cid:durableId="2043627467">
+    <w:abstractNumId w:val="23"/>
+  </w:num>
+  <w:num w:numId="3" w16cid:durableId="1276789696">
+    <w:abstractNumId w:val="1"/>
+  </w:num>
+  <w:num w:numId="4" w16cid:durableId="695885182">
+    <w:abstractNumId w:val="8"/>
+  </w:num>
+  <w:num w:numId="5" w16cid:durableId="86776617">
+    <w:abstractNumId w:val="20"/>
+  </w:num>
+  <w:num w:numId="6" w16cid:durableId="1382097423">
+    <w:abstractNumId w:val="43"/>
+  </w:num>
+  <w:num w:numId="7" w16cid:durableId="1891072122">
+    <w:abstractNumId w:val="13"/>
+  </w:num>
+  <w:num w:numId="8" w16cid:durableId="770932032">
+    <w:abstractNumId w:val="38"/>
+  </w:num>
+  <w:num w:numId="9" w16cid:durableId="509681752">
+    <w:abstractNumId w:val="14"/>
+  </w:num>
+  <w:num w:numId="10" w16cid:durableId="1349873655">
+    <w:abstractNumId w:val="26"/>
+  </w:num>
+  <w:num w:numId="11" w16cid:durableId="696349438">
+    <w:abstractNumId w:val="12"/>
+  </w:num>
+  <w:num w:numId="12" w16cid:durableId="1728526815">
+    <w:abstractNumId w:val="11"/>
+  </w:num>
+  <w:num w:numId="13" w16cid:durableId="943994876">
+    <w:abstractNumId w:val="32"/>
+  </w:num>
+  <w:num w:numId="14" w16cid:durableId="182322926">
+    <w:abstractNumId w:val="0"/>
+  </w:num>
+  <w:num w:numId="15" w16cid:durableId="1486045007">
+    <w:abstractNumId w:val="33"/>
+  </w:num>
+  <w:num w:numId="16" w16cid:durableId="546988768">
+    <w:abstractNumId w:val="36"/>
+  </w:num>
+  <w:num w:numId="17" w16cid:durableId="942877969">
+    <w:abstractNumId w:val="30"/>
+  </w:num>
+  <w:num w:numId="18" w16cid:durableId="1912887510">
+    <w:abstractNumId w:val="27"/>
+  </w:num>
+  <w:num w:numId="19" w16cid:durableId="974405131">
+    <w:abstractNumId w:val="42"/>
+  </w:num>
+  <w:num w:numId="20" w16cid:durableId="2139107400">
+    <w:abstractNumId w:val="17"/>
+  </w:num>
+  <w:num w:numId="21" w16cid:durableId="981344559">
+    <w:abstractNumId w:val="19"/>
+  </w:num>
+  <w:num w:numId="22" w16cid:durableId="1355888309">
+    <w:abstractNumId w:val="5"/>
+  </w:num>
+  <w:num w:numId="23" w16cid:durableId="847909807">
+    <w:abstractNumId w:val="18"/>
+  </w:num>
+  <w:num w:numId="24" w16cid:durableId="1198665043">
+    <w:abstractNumId w:val="35"/>
+  </w:num>
+  <w:num w:numId="25" w16cid:durableId="1181092446">
+    <w:abstractNumId w:val="39"/>
+  </w:num>
+  <w:num w:numId="26" w16cid:durableId="298728804">
+    <w:abstractNumId w:val="9"/>
+  </w:num>
+  <w:num w:numId="27" w16cid:durableId="1856453225">
+    <w:abstractNumId w:val="41"/>
+  </w:num>
+  <w:num w:numId="28" w16cid:durableId="921720640">
+    <w:abstractNumId w:val="6"/>
+  </w:num>
+  <w:num w:numId="29" w16cid:durableId="588855443">
+    <w:abstractNumId w:val="40"/>
+  </w:num>
+  <w:num w:numId="30" w16cid:durableId="740366227">
     <w:abstractNumId w:val="24"/>
   </w:num>
-  <w:num w:numId="2">
+  <w:num w:numId="31" w16cid:durableId="1386366200">
+    <w:abstractNumId w:val="15"/>
+  </w:num>
+  <w:num w:numId="32" w16cid:durableId="1070032055">
+    <w:abstractNumId w:val="7"/>
+  </w:num>
+  <w:num w:numId="33" w16cid:durableId="2031834059">
     <w:abstractNumId w:val="22"/>
   </w:num>
-  <w:num w:numId="3">
-    <w:abstractNumId w:val="1"/>
+  <w:num w:numId="34" w16cid:durableId="1411927967">
+    <w:abstractNumId w:val="31"/>
   </w:num>
-  <w:num w:numId="4">
-    <w:abstractNumId w:val="8"/>
+  <w:num w:numId="35" w16cid:durableId="1646742191">
+    <w:abstractNumId w:val="2"/>
   </w:num>
-  <w:num w:numId="5">
-    <w:abstractNumId w:val="19"/>
-  </w:num>
-  <w:num w:numId="6">
-    <w:abstractNumId w:val="42"/>
-  </w:num>
-  <w:num w:numId="7">
-    <w:abstractNumId w:val="13"/>
-  </w:num>
-  <w:num w:numId="8">
+  <w:num w:numId="36" w16cid:durableId="551112111">
     <w:abstractNumId w:val="37"/>
   </w:num>
-  <w:num w:numId="9">
-    <w:abstractNumId w:val="14"/>
+  <w:num w:numId="37" w16cid:durableId="339433731">
+    <w:abstractNumId w:val="21"/>
   </w:num>
-  <w:num w:numId="10">
-    <w:abstractNumId w:val="25"/>
+  <w:num w:numId="38" w16cid:durableId="1008023354">
+    <w:abstractNumId w:val="10"/>
   </w:num>
-  <w:num w:numId="11">
-    <w:abstractNumId w:val="12"/>
-  </w:num>
-  <w:num w:numId="12">
-    <w:abstractNumId w:val="11"/>
-  </w:num>
-  <w:num w:numId="13">
-    <w:abstractNumId w:val="31"/>
-  </w:num>
-  <w:num w:numId="14">
-    <w:abstractNumId w:val="0"/>
-  </w:num>
-  <w:num w:numId="15">
-    <w:abstractNumId w:val="32"/>
-  </w:num>
-  <w:num w:numId="16">
-    <w:abstractNumId w:val="35"/>
-  </w:num>
-  <w:num w:numId="17">
+  <w:num w:numId="39" w16cid:durableId="896824412">
     <w:abstractNumId w:val="29"/>
   </w:num>
-  <w:num w:numId="18">
-    <w:abstractNumId w:val="26"/>
+  <w:num w:numId="40" w16cid:durableId="560214312">
+    <w:abstractNumId w:val="3"/>
   </w:num>
-  <w:num w:numId="19">
-    <w:abstractNumId w:val="41"/>
+  <w:num w:numId="41" w16cid:durableId="351419814">
+    <w:abstractNumId w:val="28"/>
   </w:num>
-  <w:num w:numId="20">
-    <w:abstractNumId w:val="16"/>
-  </w:num>
-  <w:num w:numId="21">
-    <w:abstractNumId w:val="18"/>
-  </w:num>
-  <w:num w:numId="22">
-    <w:abstractNumId w:val="5"/>
-  </w:num>
-  <w:num w:numId="23">
-    <w:abstractNumId w:val="17"/>
-  </w:num>
-  <w:num w:numId="24">
+  <w:num w:numId="42" w16cid:durableId="297616025">
     <w:abstractNumId w:val="34"/>
   </w:num>
-  <w:num w:numId="25">
-    <w:abstractNumId w:val="38"/>
+  <w:num w:numId="43" w16cid:durableId="1174566599">
+    <w:abstractNumId w:val="4"/>
   </w:num>
-  <w:num w:numId="26">
-    <w:abstractNumId w:val="9"/>
-  </w:num>
-  <w:num w:numId="27">
-    <w:abstractNumId w:val="40"/>
-  </w:num>
-  <w:num w:numId="28">
-    <w:abstractNumId w:val="6"/>
-  </w:num>
-  <w:num w:numId="29">
-    <w:abstractNumId w:val="39"/>
-  </w:num>
-  <w:num w:numId="30">
-    <w:abstractNumId w:val="23"/>
-  </w:num>
-  <w:num w:numId="31">
-    <w:abstractNumId w:val="15"/>
-  </w:num>
-  <w:num w:numId="32">
-    <w:abstractNumId w:val="7"/>
-  </w:num>
-  <w:num w:numId="33">
-    <w:abstractNumId w:val="21"/>
-  </w:num>
-  <w:num w:numId="34">
-    <w:abstractNumId w:val="30"/>
-  </w:num>
-  <w:num w:numId="35">
-    <w:abstractNumId w:val="2"/>
-  </w:num>
-  <w:num w:numId="36">
-    <w:abstractNumId w:val="36"/>
-  </w:num>
-  <w:num w:numId="37">
-    <w:abstractNumId w:val="20"/>
-  </w:num>
-  <w:num w:numId="38">
-    <w:abstractNumId w:val="10"/>
-  </w:num>
-  <w:num w:numId="39">
-    <w:abstractNumId w:val="28"/>
-  </w:num>
-  <w:num w:numId="40">
-    <w:abstractNumId w:val="3"/>
-  </w:num>
-  <w:num w:numId="41">
-    <w:abstractNumId w:val="27"/>
-  </w:num>
-  <w:num w:numId="42">
-    <w:abstractNumId w:val="33"/>
-  </w:num>
-  <w:num w:numId="43">
-    <w:abstractNumId w:val="4"/>
+  <w:num w:numId="44" w16cid:durableId="1681156781">
+    <w:abstractNumId w:val="16"/>
   </w:num>
   <w:numIdMacAtCleanup w:val="4"/>
 </w:numbering>
 </file>
 
 <file path=word/styles.xml><?xml version="1.0" encoding="utf-8"?>
-<w:styles xmlns:mc="http://schemas.openxmlformats.org/markup-compatibility/2006" xmlns:r="http://schemas.openxmlformats.org/officeDocument/2006/relationships" xmlns:w="http://schemas.openxmlformats.org/wordprocessingml/2006/main" xmlns:w14="http://schemas.microsoft.com/office/word/2010/wordml" xmlns:w15="http://schemas.microsoft.com/office/word/2012/wordml" xmlns:w16cex="http://schemas.microsoft.com/office/word/2018/wordml/cex" xmlns:w16cid="http://schemas.microsoft.com/office/word/2016/wordml/cid" xmlns:w16="http://schemas.microsoft.com/office/word/2018/wordml" xmlns:w16sdtdh="http://schemas.microsoft.com/office/word/2020/wordml/sdtdatahash" xmlns:w16se="http://schemas.microsoft.com/office/word/2015/wordml/symex" mc:Ignorable="w14 w15 w16se w16cid w16 w16cex w16sdtdh">
+<w:styles xmlns:mc="http://schemas.openxmlformats.org/markup-compatibility/2006" xmlns:r="http://schemas.openxmlformats.org/officeDocument/2006/relationships" xmlns:w="http://schemas.openxmlformats.org/wordprocessingml/2006/main" xmlns:w14="http://schemas.microsoft.com/office/word/2010/wordml" xmlns:w15="http://schemas.microsoft.com/office/word/2012/wordml" xmlns:w16cex="http://schemas.microsoft.com/office/word/2018/wordml/cex" xmlns:w16cid="http://schemas.microsoft.com/office/word/2016/wordml/cid" xmlns:w16="http://schemas.microsoft.com/office/word/2018/wordml" xmlns:w16du="http://schemas.microsoft.com/office/word/2023/wordml/word16du" xmlns:w16sdtdh="http://schemas.microsoft.com/office/word/2020/wordml/sdtdatahash" xmlns:w16sdtfl="http://schemas.microsoft.com/office/word/2024/wordml/sdtformatlock" xmlns:w16se="http://schemas.microsoft.com/office/word/2015/wordml/symex" mc:Ignorable="w14 w15 w16se w16cid w16 w16cex w16sdtdh w16sdtfl w16du">
   <w:docDefaults>
     <w:rPrDefault>
       <w:rPr>
@@ -6020,7 +6098,7 @@
   <w:style w:type="paragraph" w:default="1" w:styleId="Normal">
     <w:name w:val="Normal"/>
     <w:qFormat/>
-    <w:rsid w:val="00D102D7"/>
+    <w:rsid w:val="00E36C32"/>
     <w:pPr>
       <w:spacing w:before="160" w:after="80" w:line="336" w:lineRule="auto"/>
     </w:pPr>
@@ -6035,7 +6113,7 @@
     <w:next w:val="Normal"/>
     <w:link w:val="Heading1Char"/>
     <w:qFormat/>
-    <w:rsid w:val="00D102D7"/>
+    <w:rsid w:val="006A1DE8"/>
     <w:pPr>
       <w:keepNext/>
       <w:spacing w:before="400" w:after="200" w:line="240" w:lineRule="auto"/>
@@ -6055,7 +6133,7 @@
     <w:next w:val="Normal"/>
     <w:link w:val="Heading2Char"/>
     <w:qFormat/>
-    <w:rsid w:val="00D102D7"/>
+    <w:rsid w:val="006A1DE8"/>
     <w:pPr>
       <w:keepNext/>
       <w:pBdr>
@@ -6079,7 +6157,7 @@
     <w:next w:val="Normal"/>
     <w:link w:val="Heading3Char"/>
     <w:qFormat/>
-    <w:rsid w:val="00D102D7"/>
+    <w:rsid w:val="006A1DE8"/>
     <w:pPr>
       <w:keepNext/>
       <w:autoSpaceDE w:val="0"/>
@@ -6100,6 +6178,7 @@
     <w:uiPriority w:val="1"/>
     <w:semiHidden/>
     <w:unhideWhenUsed/>
+    <w:rsid w:val="006A1DE8"/>
   </w:style>
   <w:style w:type="table" w:default="1" w:styleId="TableNormal">
     <w:name w:val="Normal Table"/>
@@ -6121,20 +6200,21 @@
     <w:uiPriority w:val="99"/>
     <w:semiHidden/>
     <w:unhideWhenUsed/>
+    <w:rsid w:val="006A1DE8"/>
   </w:style>
   <w:style w:type="paragraph" w:styleId="ListParagraph">
     <w:name w:val="List Paragraph"/>
     <w:basedOn w:val="Normal"/>
     <w:uiPriority w:val="34"/>
     <w:qFormat/>
-    <w:rsid w:val="00D102D7"/>
+    <w:rsid w:val="006A1DE8"/>
     <w:pPr>
       <w:ind w:left="720"/>
     </w:pPr>
   </w:style>
   <w:style w:type="character" w:styleId="Hyperlink">
     <w:name w:val="Hyperlink"/>
-    <w:rsid w:val="00D102D7"/>
+    <w:rsid w:val="006A1DE8"/>
     <w:rPr>
       <w:color w:val="0000FF"/>
       <w:u w:val="single"/>
@@ -6144,7 +6224,7 @@
     <w:name w:val="header"/>
     <w:basedOn w:val="Normal"/>
     <w:link w:val="HeaderChar"/>
-    <w:rsid w:val="00D102D7"/>
+    <w:rsid w:val="006A1DE8"/>
     <w:pPr>
       <w:tabs>
         <w:tab w:val="left" w:pos="5040"/>
@@ -6170,7 +6250,7 @@
     <w:name w:val="footer"/>
     <w:basedOn w:val="Normal"/>
     <w:link w:val="FooterChar"/>
-    <w:rsid w:val="00D102D7"/>
+    <w:rsid w:val="006A1DE8"/>
     <w:pPr>
       <w:pBdr>
         <w:top w:val="single" w:sz="4" w:space="1" w:color="auto"/>
@@ -6198,7 +6278,7 @@
   </w:style>
   <w:style w:type="character" w:styleId="FollowedHyperlink">
     <w:name w:val="FollowedHyperlink"/>
-    <w:rsid w:val="00D102D7"/>
+    <w:rsid w:val="006A1DE8"/>
     <w:rPr>
       <w:color w:val="800080"/>
       <w:u w:val="single"/>
@@ -6246,7 +6326,7 @@
   <w:style w:type="paragraph" w:customStyle="1" w:styleId="NumberedHeading2">
     <w:name w:val="Numbered Heading 2"/>
     <w:basedOn w:val="Normal"/>
-    <w:rsid w:val="00D102D7"/>
+    <w:rsid w:val="006A1DE8"/>
     <w:pPr>
       <w:numPr>
         <w:numId w:val="1"/>
@@ -6256,7 +6336,7 @@
   <w:style w:type="paragraph" w:customStyle="1" w:styleId="Outlinenumbering">
     <w:name w:val="Outline numbering"/>
     <w:basedOn w:val="Normal"/>
-    <w:rsid w:val="00D102D7"/>
+    <w:rsid w:val="006A1DE8"/>
     <w:pPr>
       <w:numPr>
         <w:numId w:val="2"/>
@@ -6274,7 +6354,7 @@
   <w:style w:type="character" w:styleId="PageNumber">
     <w:name w:val="page number"/>
     <w:basedOn w:val="DefaultParagraphFont"/>
-    <w:rsid w:val="00D102D7"/>
+    <w:rsid w:val="006A1DE8"/>
   </w:style>
   <w:style w:type="character" w:customStyle="1" w:styleId="UnresolvedMention1">
     <w:name w:val="Unresolved Mention1"/>
@@ -6314,7 +6394,7 @@
     <w:uiPriority w:val="39"/>
     <w:unhideWhenUsed/>
     <w:qFormat/>
-    <w:rsid w:val="00D102D7"/>
+    <w:rsid w:val="006A1DE8"/>
     <w:pPr>
       <w:keepLines/>
       <w:spacing w:after="0" w:line="259" w:lineRule="auto"/>
@@ -6331,7 +6411,7 @@
     <w:name w:val="Code"/>
     <w:basedOn w:val="Normal"/>
     <w:qFormat/>
-    <w:rsid w:val="00D102D7"/>
+    <w:rsid w:val="006A1DE8"/>
     <w:pPr>
       <w:spacing w:before="80" w:line="240" w:lineRule="auto"/>
     </w:pPr>
@@ -6346,7 +6426,7 @@
     <w:autoRedefine/>
     <w:uiPriority w:val="39"/>
     <w:unhideWhenUsed/>
-    <w:rsid w:val="00D102D7"/>
+    <w:rsid w:val="006A1DE8"/>
     <w:pPr>
       <w:spacing w:after="100" w:line="240" w:lineRule="auto"/>
     </w:pPr>
@@ -6358,7 +6438,7 @@
     <w:autoRedefine/>
     <w:uiPriority w:val="39"/>
     <w:unhideWhenUsed/>
-    <w:rsid w:val="00D102D7"/>
+    <w:rsid w:val="006A1DE8"/>
     <w:pPr>
       <w:spacing w:after="100" w:line="240" w:lineRule="auto"/>
       <w:ind w:left="202"/>
@@ -6371,7 +6451,7 @@
     <w:autoRedefine/>
     <w:uiPriority w:val="39"/>
     <w:unhideWhenUsed/>
-    <w:rsid w:val="00D102D7"/>
+    <w:rsid w:val="006A1DE8"/>
     <w:pPr>
       <w:spacing w:after="100" w:line="240" w:lineRule="auto"/>
       <w:ind w:left="403"/>
@@ -6381,7 +6461,7 @@
 </file>
 
 <file path=word/glossary/document.xml><?xml version="1.0" encoding="utf-8"?>
-<w:glossaryDocument xmlns:wpc="http://schemas.microsoft.com/office/word/2010/wordprocessingCanvas" xmlns:cx="http://schemas.microsoft.com/office/drawing/2014/chartex" xmlns:cx1="http://schemas.microsoft.com/office/drawing/2015/9/8/chartex" xmlns:cx2="http://schemas.microsoft.com/office/drawing/2015/10/21/chartex" xmlns:cx3="http://schemas.microsoft.com/office/drawing/2016/5/9/chartex" xmlns:cx4="http://schemas.microsoft.com/office/drawing/2016/5/10/chartex" xmlns:cx5="http://schemas.microsoft.com/office/drawing/2016/5/11/chartex" xmlns:cx6="http://schemas.microsoft.com/office/drawing/2016/5/12/chartex" xmlns:cx7="http://schemas.microsoft.com/office/drawing/2016/5/13/chartex" xmlns:cx8="http://schemas.microsoft.com/office/drawing/2016/5/14/chartex" xmlns:mc="http://schemas.openxmlformats.org/markup-compatibility/2006" xmlns:aink="http://schemas.microsoft.com/office/drawing/2016/ink" xmlns:am3d="http://schemas.microsoft.com/office/drawing/2017/model3d" xmlns:o="urn:schemas-microsoft-com:office:office" xmlns:r="http://schemas.openxmlformats.org/officeDocument/2006/relationships" xmlns:m="http://schemas.openxmlformats.org/officeDocument/2006/math" xmlns:v="urn:schemas-microsoft-com:vml" xmlns:wp14="http://schemas.microsoft.com/office/word/2010/wordprocessingDrawing" xmlns:wp="http://schemas.openxmlformats.org/drawingml/2006/wordprocessingDrawing" xmlns:w10="urn:schemas-microsoft-com:office:word" xmlns:w="http://schemas.openxmlformats.org/wordprocessingml/2006/main" xmlns:w14="http://schemas.microsoft.com/office/word/2010/wordml" xmlns:w15="http://schemas.microsoft.com/office/word/2012/wordml" xmlns:w16cex="http://schemas.microsoft.com/office/word/2018/wordml/cex" xmlns:w16cid="http://schemas.microsoft.com/office/word/2016/wordml/cid" xmlns:w16="http://schemas.microsoft.com/office/word/2018/wordml" xmlns:w16sdtdh="http://schemas.microsoft.com/office/word/2020/wordml/sdtdatahash" xmlns:w16se="http://schemas.microsoft.com/office/word/2015/wordml/symex" xmlns:wpg="http://schemas.microsoft.com/office/word/2010/wordprocessingGroup" xmlns:wpi="http://schemas.microsoft.com/office/word/2010/wordprocessingInk" xmlns:wne="http://schemas.microsoft.com/office/word/2006/wordml" xmlns:wps="http://schemas.microsoft.com/office/word/2010/wordprocessingShape" mc:Ignorable="w14 w15 w16se w16cid w16 w16cex w16sdtdh wp14">
+<w:glossaryDocument xmlns:wpc="http://schemas.microsoft.com/office/word/2010/wordprocessingCanvas" xmlns:cx="http://schemas.microsoft.com/office/drawing/2014/chartex" xmlns:cx1="http://schemas.microsoft.com/office/drawing/2015/9/8/chartex" xmlns:cx2="http://schemas.microsoft.com/office/drawing/2015/10/21/chartex" xmlns:cx3="http://schemas.microsoft.com/office/drawing/2016/5/9/chartex" xmlns:cx4="http://schemas.microsoft.com/office/drawing/2016/5/10/chartex" xmlns:cx5="http://schemas.microsoft.com/office/drawing/2016/5/11/chartex" xmlns:cx6="http://schemas.microsoft.com/office/drawing/2016/5/12/chartex" xmlns:cx7="http://schemas.microsoft.com/office/drawing/2016/5/13/chartex" xmlns:cx8="http://schemas.microsoft.com/office/drawing/2016/5/14/chartex" xmlns:mc="http://schemas.openxmlformats.org/markup-compatibility/2006" xmlns:aink="http://schemas.microsoft.com/office/drawing/2016/ink" xmlns:am3d="http://schemas.microsoft.com/office/drawing/2017/model3d" xmlns:o="urn:schemas-microsoft-com:office:office" xmlns:oel="http://schemas.microsoft.com/office/2019/extlst" xmlns:r="http://schemas.openxmlformats.org/officeDocument/2006/relationships" xmlns:m="http://schemas.openxmlformats.org/officeDocument/2006/math" xmlns:v="urn:schemas-microsoft-com:vml" xmlns:wp14="http://schemas.microsoft.com/office/word/2010/wordprocessingDrawing" xmlns:wp="http://schemas.openxmlformats.org/drawingml/2006/wordprocessingDrawing" xmlns:w10="urn:schemas-microsoft-com:office:word" xmlns:w="http://schemas.openxmlformats.org/wordprocessingml/2006/main" xmlns:w14="http://schemas.microsoft.com/office/word/2010/wordml" xmlns:w15="http://schemas.microsoft.com/office/word/2012/wordml" xmlns:w16cex="http://schemas.microsoft.com/office/word/2018/wordml/cex" xmlns:w16cid="http://schemas.microsoft.com/office/word/2016/wordml/cid" xmlns:w16="http://schemas.microsoft.com/office/word/2018/wordml" xmlns:w16du="http://schemas.microsoft.com/office/word/2023/wordml/word16du" xmlns:w16sdtdh="http://schemas.microsoft.com/office/word/2020/wordml/sdtdatahash" xmlns:w16sdtfl="http://schemas.microsoft.com/office/word/2024/wordml/sdtformatlock" xmlns:w16se="http://schemas.microsoft.com/office/word/2015/wordml/symex" xmlns:wpg="http://schemas.microsoft.com/office/word/2010/wordprocessingGroup" xmlns:wpi="http://schemas.microsoft.com/office/word/2010/wordprocessingInk" xmlns:wne="http://schemas.microsoft.com/office/word/2006/wordml" xmlns:wps="http://schemas.microsoft.com/office/word/2010/wordprocessingShape" mc:Ignorable="w14 w15 w16se w16cid w16 w16cex w16sdtdh w16sdtfl w16du wp14">
   <w:docParts>
     <w:docPart>
       <w:docPartPr>
@@ -6443,12 +6523,42 @@
         </w:p>
       </w:docPartBody>
     </w:docPart>
+    <w:docPart>
+      <w:docPartPr>
+        <w:name w:val="A2447D0B2552404DB0F792FDCBEB1280"/>
+        <w:category>
+          <w:name w:val="General"/>
+          <w:gallery w:val="placeholder"/>
+        </w:category>
+        <w:types>
+          <w:type w:val="bbPlcHdr"/>
+        </w:types>
+        <w:behaviors>
+          <w:behavior w:val="content"/>
+        </w:behaviors>
+        <w:guid w:val="{8C059D05-9DE7-4905-9D97-79FC4435CD96}"/>
+      </w:docPartPr>
+      <w:docPartBody>
+        <w:p>
+          <w:pPr>
+            <w:pStyle w:val="A2447D0B2552404DB0F792FDCBEB1280"/>
+          </w:pPr>
+          <w:r>
+            <w:rPr>
+              <w:rStyle w:val="PlaceholderText"/>
+              <w:color w:val="FF0000"/>
+            </w:rPr>
+            <w:t>Click or tap here to enter text.</w:t>
+          </w:r>
+        </w:p>
+      </w:docPartBody>
+    </w:docPart>
   </w:docParts>
 </w:glossaryDocument>
 </file>
 
 <file path=word/glossary/fontTable.xml><?xml version="1.0" encoding="utf-8"?>
-<w:fonts xmlns:mc="http://schemas.openxmlformats.org/markup-compatibility/2006" xmlns:r="http://schemas.openxmlformats.org/officeDocument/2006/relationships" xmlns:w="http://schemas.openxmlformats.org/wordprocessingml/2006/main" xmlns:w14="http://schemas.microsoft.com/office/word/2010/wordml" xmlns:w15="http://schemas.microsoft.com/office/word/2012/wordml" xmlns:w16cex="http://schemas.microsoft.com/office/word/2018/wordml/cex" xmlns:w16cid="http://schemas.microsoft.com/office/word/2016/wordml/cid" xmlns:w16="http://schemas.microsoft.com/office/word/2018/wordml" xmlns:w16sdtdh="http://schemas.microsoft.com/office/word/2020/wordml/sdtdatahash" xmlns:w16se="http://schemas.microsoft.com/office/word/2015/wordml/symex" mc:Ignorable="w14 w15 w16se w16cid w16 w16cex w16sdtdh">
+<w:fonts xmlns:mc="http://schemas.openxmlformats.org/markup-compatibility/2006" xmlns:r="http://schemas.openxmlformats.org/officeDocument/2006/relationships" xmlns:w="http://schemas.openxmlformats.org/wordprocessingml/2006/main" xmlns:w14="http://schemas.microsoft.com/office/word/2010/wordml" xmlns:w15="http://schemas.microsoft.com/office/word/2012/wordml" xmlns:w16cex="http://schemas.microsoft.com/office/word/2018/wordml/cex" xmlns:w16cid="http://schemas.microsoft.com/office/word/2016/wordml/cid" xmlns:w16="http://schemas.microsoft.com/office/word/2018/wordml" xmlns:w16du="http://schemas.microsoft.com/office/word/2023/wordml/word16du" xmlns:w16sdtdh="http://schemas.microsoft.com/office/word/2020/wordml/sdtdatahash" xmlns:w16sdtfl="http://schemas.microsoft.com/office/word/2024/wordml/sdtformatlock" xmlns:w16se="http://schemas.microsoft.com/office/word/2015/wordml/symex" mc:Ignorable="w14 w15 w16se w16cid w16 w16cex w16sdtdh w16sdtfl w16du">
   <w:font w:name="Times New Roman">
     <w:panose1 w:val="02020603050405020304"/>
     <w:charset w:val="00"/>
@@ -6498,11 +6608,23 @@
     <w:pitch w:val="variable"/>
     <w:sig w:usb0="E4002EFF" w:usb1="C200247B" w:usb2="00000009" w:usb3="00000000" w:csb0="000001FF" w:csb1="00000000"/>
   </w:font>
+  <w:font w:name="Aptos">
+    <w:charset w:val="00"/>
+    <w:family w:val="swiss"/>
+    <w:pitch w:val="variable"/>
+    <w:sig w:usb0="20000287" w:usb1="00000003" w:usb2="00000000" w:usb3="00000000" w:csb0="0000019F" w:csb1="00000000"/>
+  </w:font>
+  <w:font w:name="Aptos Display">
+    <w:charset w:val="00"/>
+    <w:family w:val="swiss"/>
+    <w:pitch w:val="variable"/>
+    <w:sig w:usb0="20000287" w:usb1="00000003" w:usb2="00000000" w:usb3="00000000" w:csb0="0000019F" w:csb1="00000000"/>
+  </w:font>
 </w:fonts>
 </file>
 
 <file path=word/glossary/settings.xml><?xml version="1.0" encoding="utf-8"?>
-<w:settings xmlns:mc="http://schemas.openxmlformats.org/markup-compatibility/2006" xmlns:o="urn:schemas-microsoft-com:office:office" xmlns:r="http://schemas.openxmlformats.org/officeDocument/2006/relationships" xmlns:m="http://schemas.openxmlformats.org/officeDocument/2006/math" xmlns:v="urn:schemas-microsoft-com:vml" xmlns:w10="urn:schemas-microsoft-com:office:word" xmlns:w="http://schemas.openxmlformats.org/wordprocessingml/2006/main" xmlns:w14="http://schemas.microsoft.com/office/word/2010/wordml" xmlns:w15="http://schemas.microsoft.com/office/word/2012/wordml" xmlns:w16cex="http://schemas.microsoft.com/office/word/2018/wordml/cex" xmlns:w16cid="http://schemas.microsoft.com/office/word/2016/wordml/cid" xmlns:w16="http://schemas.microsoft.com/office/word/2018/wordml" xmlns:w16sdtdh="http://schemas.microsoft.com/office/word/2020/wordml/sdtdatahash" xmlns:w16se="http://schemas.microsoft.com/office/word/2015/wordml/symex" xmlns:sl="http://schemas.openxmlformats.org/schemaLibrary/2006/main" mc:Ignorable="w14 w15 w16se w16cid w16 w16cex w16sdtdh">
+<w:settings xmlns:mc="http://schemas.openxmlformats.org/markup-compatibility/2006" xmlns:o="urn:schemas-microsoft-com:office:office" xmlns:r="http://schemas.openxmlformats.org/officeDocument/2006/relationships" xmlns:m="http://schemas.openxmlformats.org/officeDocument/2006/math" xmlns:v="urn:schemas-microsoft-com:vml" xmlns:w10="urn:schemas-microsoft-com:office:word" xmlns:w="http://schemas.openxmlformats.org/wordprocessingml/2006/main" xmlns:w14="http://schemas.microsoft.com/office/word/2010/wordml" xmlns:w15="http://schemas.microsoft.com/office/word/2012/wordml" xmlns:w16cex="http://schemas.microsoft.com/office/word/2018/wordml/cex" xmlns:w16cid="http://schemas.microsoft.com/office/word/2016/wordml/cid" xmlns:w16="http://schemas.microsoft.com/office/word/2018/wordml" xmlns:w16du="http://schemas.microsoft.com/office/word/2023/wordml/word16du" xmlns:w16sdtdh="http://schemas.microsoft.com/office/word/2020/wordml/sdtdatahash" xmlns:w16sdtfl="http://schemas.microsoft.com/office/word/2024/wordml/sdtformatlock" xmlns:w16se="http://schemas.microsoft.com/office/word/2015/wordml/symex" xmlns:sl="http://schemas.openxmlformats.org/schemaLibrary/2006/main" mc:Ignorable="w14 w15 w16se w16cid w16 w16cex w16sdtdh w16sdtfl w16du">
   <w:view w:val="normal"/>
   <w:defaultTabStop w:val="720"/>
   <w:characterSpacingControl w:val="doNotCompress"/>
@@ -6518,10 +6640,12 @@
   <w:rsids>
     <w:rsidRoot w:val="0074091C"/>
     <w:rsid w:val="001959CB"/>
+    <w:rsid w:val="00214B2C"/>
     <w:rsid w:val="0074091C"/>
     <w:rsid w:val="008828D5"/>
     <w:rsid w:val="009074CD"/>
     <w:rsid w:val="00B033BD"/>
+    <w:rsid w:val="00C26339"/>
     <w:rsid w:val="00F41392"/>
   </w:rsids>
   <m:mathPr>
@@ -6546,7 +6670,7 @@
 </file>
 
 <file path=word/glossary/styles.xml><?xml version="1.0" encoding="utf-8"?>
-<w:styles xmlns:mc="http://schemas.openxmlformats.org/markup-compatibility/2006" xmlns:r="http://schemas.openxmlformats.org/officeDocument/2006/relationships" xmlns:w="http://schemas.openxmlformats.org/wordprocessingml/2006/main" xmlns:w14="http://schemas.microsoft.com/office/word/2010/wordml" xmlns:w15="http://schemas.microsoft.com/office/word/2012/wordml" xmlns:w16cex="http://schemas.microsoft.com/office/word/2018/wordml/cex" xmlns:w16cid="http://schemas.microsoft.com/office/word/2016/wordml/cid" xmlns:w16="http://schemas.microsoft.com/office/word/2018/wordml" xmlns:w16sdtdh="http://schemas.microsoft.com/office/word/2020/wordml/sdtdatahash" xmlns:w16se="http://schemas.microsoft.com/office/word/2015/wordml/symex" mc:Ignorable="w14 w15 w16se w16cid w16 w16cex w16sdtdh">
+<w:styles xmlns:mc="http://schemas.openxmlformats.org/markup-compatibility/2006" xmlns:r="http://schemas.openxmlformats.org/officeDocument/2006/relationships" xmlns:w="http://schemas.openxmlformats.org/wordprocessingml/2006/main" xmlns:w14="http://schemas.microsoft.com/office/word/2010/wordml" xmlns:w15="http://schemas.microsoft.com/office/word/2012/wordml" xmlns:w16cex="http://schemas.microsoft.com/office/word/2018/wordml/cex" xmlns:w16cid="http://schemas.microsoft.com/office/word/2016/wordml/cid" xmlns:w16="http://schemas.microsoft.com/office/word/2018/wordml" xmlns:w16du="http://schemas.microsoft.com/office/word/2023/wordml/word16du" xmlns:w16sdtdh="http://schemas.microsoft.com/office/word/2020/wordml/sdtdatahash" xmlns:w16sdtfl="http://schemas.microsoft.com/office/word/2024/wordml/sdtformatlock" xmlns:w16se="http://schemas.microsoft.com/office/word/2015/wordml/symex" mc:Ignorable="w14 w15 w16se w16cid w16 w16cex w16sdtdh w16sdtfl w16du">
   <w:docDefaults>
     <w:rPrDefault>
       <w:rPr>
@@ -6976,7 +7100,7 @@
     <w:basedOn w:val="DefaultParagraphFont"/>
     <w:uiPriority w:val="99"/>
     <w:semiHidden/>
-    <w:rsid w:val="00F41392"/>
+    <w:rsid w:val="00214B2C"/>
     <w:rPr>
       <w:color w:val="808080"/>
     </w:rPr>
@@ -6989,11 +7113,24 @@
     <w:name w:val="5192D2411CCC41888AB1BEEA5FE7F5D1"/>
     <w:rsid w:val="00F41392"/>
   </w:style>
+  <w:style w:type="paragraph" w:customStyle="1" w:styleId="A2447D0B2552404DB0F792FDCBEB1280">
+    <w:name w:val="A2447D0B2552404DB0F792FDCBEB1280"/>
+    <w:rsid w:val="00214B2C"/>
+    <w:pPr>
+      <w:spacing w:line="278" w:lineRule="auto"/>
+    </w:pPr>
+    <w:rPr>
+      <w:kern w:val="2"/>
+      <w:sz w:val="24"/>
+      <w:szCs w:val="24"/>
+      <w14:ligatures w14:val="standardContextual"/>
+    </w:rPr>
+  </w:style>
 </w:styles>
 </file>
 
 <file path=word/glossary/webSettings.xml><?xml version="1.0" encoding="utf-8"?>
-<w:webSettings xmlns:mc="http://schemas.openxmlformats.org/markup-compatibility/2006" xmlns:r="http://schemas.openxmlformats.org/officeDocument/2006/relationships" xmlns:w="http://schemas.openxmlformats.org/wordprocessingml/2006/main" xmlns:w14="http://schemas.microsoft.com/office/word/2010/wordml" xmlns:w15="http://schemas.microsoft.com/office/word/2012/wordml" xmlns:w16cex="http://schemas.microsoft.com/office/word/2018/wordml/cex" xmlns:w16cid="http://schemas.microsoft.com/office/word/2016/wordml/cid" xmlns:w16="http://schemas.microsoft.com/office/word/2018/wordml" xmlns:w16sdtdh="http://schemas.microsoft.com/office/word/2020/wordml/sdtdatahash" xmlns:w16se="http://schemas.microsoft.com/office/word/2015/wordml/symex" mc:Ignorable="w14 w15 w16se w16cid w16 w16cex w16sdtdh">
+<w:webSettings xmlns:mc="http://schemas.openxmlformats.org/markup-compatibility/2006" xmlns:r="http://schemas.openxmlformats.org/officeDocument/2006/relationships" xmlns:w="http://schemas.openxmlformats.org/wordprocessingml/2006/main" xmlns:w14="http://schemas.microsoft.com/office/word/2010/wordml" xmlns:w15="http://schemas.microsoft.com/office/word/2012/wordml" xmlns:w16cex="http://schemas.microsoft.com/office/word/2018/wordml/cex" xmlns:w16cid="http://schemas.microsoft.com/office/word/2016/wordml/cid" xmlns:w16="http://schemas.microsoft.com/office/word/2018/wordml" xmlns:w16du="http://schemas.microsoft.com/office/word/2023/wordml/word16du" xmlns:w16sdtdh="http://schemas.microsoft.com/office/word/2020/wordml/sdtdatahash" xmlns:w16sdtfl="http://schemas.microsoft.com/office/word/2024/wordml/sdtformatlock" xmlns:w16se="http://schemas.microsoft.com/office/word/2015/wordml/symex" mc:Ignorable="w14 w15 w16se w16cid w16 w16cex w16sdtdh w16sdtfl w16du">
   <w:optimizeForBrowser/>
   <w:allowPNG/>
 </w:webSettings>
